--- a/Записка_КР_Бігун_Роман_ВТ_22_1.docx
+++ b/Записка_КР_Бігун_Роман_ВТ_22_1.docx
@@ -211,6 +211,7 @@
           <w:bCs/>
           <w:color w:val="000000"/>
           <w:szCs w:val="28"/>
+          <w:lang w:val="uk-UA"/>
         </w:rPr>
         <w:t>з дисципліни</w:t>
       </w:r>
@@ -228,6 +229,7 @@
           <w:bCs/>
           <w:color w:val="000000"/>
           <w:szCs w:val="28"/>
+          <w:lang w:val="uk-UA"/>
         </w:rPr>
         <w:t xml:space="preserve"> </w:t>
       </w:r>
@@ -247,7 +249,7 @@
           <w:szCs w:val="28"/>
           <w:lang w:val="uk-UA"/>
         </w:rPr>
-        <w:t>Моделювання та аналіз програмного забезпечення</w:t>
+        <w:t>Full-Stack розробка на Next.js</w:t>
       </w:r>
       <w:r>
         <w:rPr>
@@ -313,17 +315,27 @@
           <w:bCs/>
           <w:sz w:val="32"/>
           <w:szCs w:val="32"/>
-        </w:rPr>
-        <w:t>Веб-орієнтована система “Симулятор мініігор”</w:t>
+          <w:lang w:val="uk-UA"/>
+        </w:rPr>
+        <w:t>В</w:t>
       </w:r>
       <w:r>
         <w:rPr>
           <w:b/>
           <w:bCs/>
-          <w:color w:val="000000"/>
           <w:sz w:val="32"/>
           <w:szCs w:val="32"/>
         </w:rPr>
+        <w:t>ебзастосунок-афіша подій міста Житомир</w:t>
+      </w:r>
+      <w:r>
+        <w:rPr>
+          <w:b/>
+          <w:bCs/>
+          <w:color w:val="000000"/>
+          <w:sz w:val="32"/>
+          <w:szCs w:val="32"/>
+        </w:rPr>
         <w:t>»</w:t>
       </w:r>
     </w:p>
@@ -365,7 +377,7 @@
           <w:szCs w:val="28"/>
           <w:lang w:val="uk-UA"/>
         </w:rPr>
-        <w:t>4</w:t>
+        <w:t>3</w:t>
       </w:r>
       <w:r>
         <w:rPr>
@@ -508,27 +520,31 @@
           <w:u w:val="single"/>
           <w:lang w:val="uk-UA"/>
         </w:rPr>
-        <w:t>доцент кафедри КН Левківський</w:t>
-      </w:r>
-    </w:p>
-    <w:p>
-      <w:pPr>
-        <w:spacing w:line="276" w:lineRule="auto"/>
-        <w:ind w:left="4395"/>
-        <w:jc w:val="both"/>
+        <w:t xml:space="preserve">доцент кафедри </w:t>
+      </w:r>
+      <w:r>
         <w:rPr>
           <w:szCs w:val="28"/>
           <w:u w:val="single"/>
           <w:lang w:val="uk-UA"/>
         </w:rPr>
-      </w:pPr>
+        <w:t>ІПЗ</w:t>
+      </w:r>
       <w:r>
         <w:rPr>
           <w:szCs w:val="28"/>
           <w:u w:val="single"/>
           <w:lang w:val="uk-UA"/>
         </w:rPr>
-        <w:t>В.Л.</w:t>
+        <w:t xml:space="preserve"> </w:t>
+      </w:r>
+      <w:r>
+        <w:rPr>
+          <w:szCs w:val="28"/>
+          <w:u w:val="single"/>
+          <w:lang w:val="uk-UA"/>
+        </w:rPr>
+        <w:t>Фант М.О.</w:t>
       </w:r>
     </w:p>
     <w:p>
@@ -1201,7 +1217,6 @@
           <w:szCs w:val="28"/>
           <w:lang w:val="uk-UA"/>
         </w:rPr>
-        <w:lastRenderedPageBreak/>
         <w:t>ДЕРЖАВНИЙ УНІВЕРСИТЕТ</w:t>
       </w:r>
       <w:r>
@@ -1241,6 +1256,7 @@
           <w:szCs w:val="28"/>
           <w:lang w:val="uk-UA"/>
         </w:rPr>
+        <w:lastRenderedPageBreak/>
         <w:t>Факультет інформаці</w:t>
       </w:r>
       <w:r>
@@ -1458,7 +1474,7 @@
           <w:szCs w:val="28"/>
           <w:lang w:val="uk-UA"/>
         </w:rPr>
-        <w:t xml:space="preserve">____________ </w:t>
+        <w:t xml:space="preserve">_________ </w:t>
       </w:r>
       <w:r>
         <w:rPr>
@@ -1608,7 +1624,16 @@
           <w:u w:val="single"/>
           <w:shd w:val="clear" w:color="auto" w:fill="FFFFFF"/>
         </w:rPr>
-        <w:t>Веб-орієнтована система “Симулятор мініігор”</w:t>
+        <w:t>Вебзастосунок-афіша подій міста Житомир</w:t>
+      </w:r>
+      <w:r>
+        <w:rPr>
+          <w:color w:val="000000"/>
+          <w:szCs w:val="28"/>
+          <w:u w:val="single"/>
+          <w:shd w:val="clear" w:color="auto" w:fill="FFFFFF"/>
+        </w:rPr>
+        <w:t xml:space="preserve"> </w:t>
       </w:r>
       <w:r>
         <w:rPr>
@@ -1782,8 +1807,19 @@
           <w:szCs w:val="28"/>
           <w:u w:val="single"/>
           <w:shd w:val="clear" w:color="auto" w:fill="FFFFFF"/>
-        </w:rPr>
-        <w:t>Веб-орієнтована система “Симулятор мініігор”</w:t>
+          <w:lang w:val="uk-UA"/>
+        </w:rPr>
+        <w:t>Вебзастосунок-афіша подій міста Житомир</w:t>
+      </w:r>
+      <w:r>
+        <w:rPr>
+          <w:color w:val="000000"/>
+          <w:szCs w:val="28"/>
+          <w:u w:val="single"/>
+          <w:shd w:val="clear" w:color="auto" w:fill="FFFFFF"/>
+          <w:lang w:val="uk-UA"/>
+        </w:rPr>
+        <w:t xml:space="preserve"> </w:t>
       </w:r>
     </w:p>
     <w:p>
@@ -1899,7 +1935,7 @@
           <w:szCs w:val="28"/>
           <w:lang w:val="uk-UA"/>
         </w:rPr>
-        <w:t>Модель програмного комплексу на логічному рівні</w:t>
+        <w:t>Проектування застосунку</w:t>
       </w:r>
     </w:p>
     <w:p>
@@ -1922,7 +1958,7 @@
           <w:szCs w:val="28"/>
           <w:lang w:val="uk-UA"/>
         </w:rPr>
-        <w:t>Фізична модель</w:t>
+        <w:t>Опис та тестування</w:t>
       </w:r>
     </w:p>
     <w:p>
@@ -1933,20 +1969,6 @@
           <w:lang w:val="uk-UA"/>
         </w:rPr>
       </w:pPr>
-      <w:r>
-        <w:rPr>
-          <w:szCs w:val="28"/>
-          <w:lang w:val="uk-UA"/>
-        </w:rPr>
-        <w:t xml:space="preserve">5. </w:t>
-      </w:r>
-      <w:r>
-        <w:rPr>
-          <w:szCs w:val="28"/>
-          <w:lang w:val="uk-UA"/>
-        </w:rPr>
-        <w:t>Прототип програмного комплексу</w:t>
-      </w:r>
     </w:p>
     <w:p>
       <w:pPr>
@@ -2838,7 +2860,21 @@
                 <w:szCs w:val="28"/>
                 <w:lang w:val="uk-UA"/>
               </w:rPr>
-              <w:t>11.09.2025</w:t>
+              <w:t>11.0</w:t>
+            </w:r>
+            <w:r>
+              <w:rPr>
+                <w:szCs w:val="28"/>
+                <w:lang w:val="uk-UA"/>
+              </w:rPr>
+              <w:t>3</w:t>
+            </w:r>
+            <w:r>
+              <w:rPr>
+                <w:szCs w:val="28"/>
+                <w:lang w:val="uk-UA"/>
+              </w:rPr>
+              <w:t>.2025</w:t>
             </w:r>
           </w:p>
         </w:tc>
@@ -2929,7 +2965,21 @@
                 <w:szCs w:val="28"/>
                 <w:lang w:val="uk-UA"/>
               </w:rPr>
-              <w:t>18.09.2025</w:t>
+              <w:t>18.0</w:t>
+            </w:r>
+            <w:r>
+              <w:rPr>
+                <w:szCs w:val="28"/>
+                <w:lang w:val="uk-UA"/>
+              </w:rPr>
+              <w:t>3</w:t>
+            </w:r>
+            <w:r>
+              <w:rPr>
+                <w:szCs w:val="28"/>
+                <w:lang w:val="uk-UA"/>
+              </w:rPr>
+              <w:t>.2025</w:t>
             </w:r>
           </w:p>
         </w:tc>
@@ -3020,7 +3070,21 @@
                 <w:szCs w:val="28"/>
                 <w:lang w:val="uk-UA"/>
               </w:rPr>
-              <w:t>26.09.2025</w:t>
+              <w:t>26.0</w:t>
+            </w:r>
+            <w:r>
+              <w:rPr>
+                <w:szCs w:val="28"/>
+                <w:lang w:val="uk-UA"/>
+              </w:rPr>
+              <w:t>3</w:t>
+            </w:r>
+            <w:r>
+              <w:rPr>
+                <w:szCs w:val="28"/>
+                <w:lang w:val="uk-UA"/>
+              </w:rPr>
+              <w:t>.2025</w:t>
             </w:r>
           </w:p>
         </w:tc>
@@ -3111,7 +3175,21 @@
                 <w:szCs w:val="28"/>
                 <w:lang w:val="uk-UA"/>
               </w:rPr>
-              <w:t>14.10.2025</w:t>
+              <w:t>14.</w:t>
+            </w:r>
+            <w:r>
+              <w:rPr>
+                <w:szCs w:val="28"/>
+                <w:lang w:val="uk-UA"/>
+              </w:rPr>
+              <w:t>04</w:t>
+            </w:r>
+            <w:r>
+              <w:rPr>
+                <w:szCs w:val="28"/>
+                <w:lang w:val="uk-UA"/>
+              </w:rPr>
+              <w:t>.2025</w:t>
             </w:r>
           </w:p>
         </w:tc>
@@ -3180,7 +3258,7 @@
                 <w:szCs w:val="28"/>
                 <w:lang w:val="uk-UA"/>
               </w:rPr>
-              <w:t>Моделювання системи на логічному рівні</w:t>
+              <w:t>Проектування застосунку</w:t>
             </w:r>
           </w:p>
         </w:tc>
@@ -3202,7 +3280,21 @@
                 <w:szCs w:val="28"/>
                 <w:lang w:val="uk-UA"/>
               </w:rPr>
-              <w:t>28.10.2025</w:t>
+              <w:t>28.</w:t>
+            </w:r>
+            <w:r>
+              <w:rPr>
+                <w:szCs w:val="28"/>
+                <w:lang w:val="uk-UA"/>
+              </w:rPr>
+              <w:t>04</w:t>
+            </w:r>
+            <w:r>
+              <w:rPr>
+                <w:szCs w:val="28"/>
+                <w:lang w:val="uk-UA"/>
+              </w:rPr>
+              <w:t>.2025</w:t>
             </w:r>
           </w:p>
         </w:tc>
@@ -3271,7 +3363,7 @@
                 <w:szCs w:val="28"/>
                 <w:lang w:val="uk-UA"/>
               </w:rPr>
-              <w:t>Фізична модель</w:t>
+              <w:t>Написання застосунку</w:t>
             </w:r>
           </w:p>
         </w:tc>
@@ -3293,7 +3385,21 @@
                 <w:szCs w:val="28"/>
                 <w:lang w:val="uk-UA"/>
               </w:rPr>
-              <w:t>08.11.2025</w:t>
+              <w:t>08.</w:t>
+            </w:r>
+            <w:r>
+              <w:rPr>
+                <w:szCs w:val="28"/>
+                <w:lang w:val="uk-UA"/>
+              </w:rPr>
+              <w:t>05</w:t>
+            </w:r>
+            <w:r>
+              <w:rPr>
+                <w:szCs w:val="28"/>
+                <w:lang w:val="uk-UA"/>
+              </w:rPr>
+              <w:t>.2025</w:t>
             </w:r>
           </w:p>
         </w:tc>
@@ -3362,7 +3468,7 @@
                 <w:szCs w:val="28"/>
                 <w:lang w:val="uk-UA"/>
               </w:rPr>
-              <w:t>Генерування програмного коду для прототипу</w:t>
+              <w:t>Тестування застосунку</w:t>
             </w:r>
           </w:p>
         </w:tc>
@@ -3384,7 +3490,21 @@
                 <w:szCs w:val="28"/>
                 <w:lang w:val="uk-UA"/>
               </w:rPr>
-              <w:t>16.11.2025</w:t>
+              <w:t>16.</w:t>
+            </w:r>
+            <w:r>
+              <w:rPr>
+                <w:szCs w:val="28"/>
+                <w:lang w:val="uk-UA"/>
+              </w:rPr>
+              <w:t>05</w:t>
+            </w:r>
+            <w:r>
+              <w:rPr>
+                <w:szCs w:val="28"/>
+                <w:lang w:val="uk-UA"/>
+              </w:rPr>
+              <w:t>.2025</w:t>
             </w:r>
           </w:p>
         </w:tc>
@@ -3475,7 +3595,21 @@
                 <w:szCs w:val="28"/>
                 <w:lang w:val="uk-UA"/>
               </w:rPr>
-              <w:t>13.12.2025</w:t>
+              <w:t>13.</w:t>
+            </w:r>
+            <w:r>
+              <w:rPr>
+                <w:szCs w:val="28"/>
+                <w:lang w:val="uk-UA"/>
+              </w:rPr>
+              <w:t>06</w:t>
+            </w:r>
+            <w:r>
+              <w:rPr>
+                <w:szCs w:val="28"/>
+                <w:lang w:val="uk-UA"/>
+              </w:rPr>
+              <w:t>.2025</w:t>
             </w:r>
           </w:p>
         </w:tc>
@@ -3567,7 +3701,21 @@
                 <w:szCs w:val="28"/>
                 <w:lang w:val="uk-UA"/>
               </w:rPr>
-              <w:t>17.12.2025</w:t>
+              <w:t>17.</w:t>
+            </w:r>
+            <w:r>
+              <w:rPr>
+                <w:szCs w:val="28"/>
+                <w:lang w:val="uk-UA"/>
+              </w:rPr>
+              <w:t>06</w:t>
+            </w:r>
+            <w:r>
+              <w:rPr>
+                <w:szCs w:val="28"/>
+                <w:lang w:val="uk-UA"/>
+              </w:rPr>
+              <w:t>.2025</w:t>
             </w:r>
           </w:p>
         </w:tc>
@@ -3730,7 +3878,7 @@
           <w:u w:val="single"/>
           <w:lang w:val="uk-UA"/>
         </w:rPr>
-        <w:t>Левківський</w:t>
+        <w:t>Фант</w:t>
       </w:r>
       <w:r>
         <w:rPr>
@@ -3738,7 +3886,39 @@
           <w:u w:val="single"/>
           <w:lang w:val="uk-UA"/>
         </w:rPr>
-        <w:t xml:space="preserve"> В.Л.</w:t>
+        <w:t xml:space="preserve"> </w:t>
+      </w:r>
+      <w:r>
+        <w:rPr>
+          <w:szCs w:val="28"/>
+          <w:u w:val="single"/>
+          <w:lang w:val="uk-UA"/>
+        </w:rPr>
+        <w:t>М</w:t>
+      </w:r>
+      <w:r>
+        <w:rPr>
+          <w:szCs w:val="28"/>
+          <w:u w:val="single"/>
+          <w:lang w:val="uk-UA"/>
+        </w:rPr>
+        <w:t>.</w:t>
+      </w:r>
+      <w:r>
+        <w:rPr>
+          <w:szCs w:val="28"/>
+          <w:u w:val="single"/>
+          <w:lang w:val="uk-UA"/>
+        </w:rPr>
+        <w:t>О</w:t>
+      </w:r>
+      <w:r>
+        <w:rPr>
+          <w:szCs w:val="28"/>
+          <w:u w:val="single"/>
+          <w:lang w:val="uk-UA"/>
+        </w:rPr>
+        <w:t>.</w:t>
       </w:r>
     </w:p>
     <w:p>
@@ -3794,7 +3974,7 @@
           <w:lang w:val="uk-UA"/>
         </w:rPr>
       </w:pPr>
-      <w:bookmarkStart w:id="6" w:name="_Hlk136969346"/>
+      <w:bookmarkStart w:id="7" w:name="_Hlk136969346"/>
       <w:r>
         <w:rPr>
           <w:szCs w:val="28"/>
@@ -4027,7 +4207,7 @@
         </w:rPr>
         <w:t>.</w:t>
       </w:r>
-      <w:bookmarkEnd w:id="6"/>
+      <w:bookmarkEnd w:id="7"/>
       <w:r>
         <w:rPr>
           <w:szCs w:val="28"/>
@@ -4035,9 +4215,9 @@
         </w:rPr>
         <w:br w:type="page"/>
       </w:r>
-      <w:bookmarkStart w:id="7" w:name="_Hlk136969364"/>
-    </w:p>
-    <w:bookmarkEnd w:id="7"/>
+      <w:bookmarkStart w:id="8" w:name="_Hlk136969364"/>
+    </w:p>
+    <w:bookmarkEnd w:id="8"/>
     <w:p>
       <w:pPr>
         <w:spacing w:line="360" w:lineRule="auto"/>
@@ -4966,7 +5146,7 @@
           <w:lang w:val="uk-UA"/>
         </w:rPr>
       </w:pPr>
-      <w:bookmarkStart w:id="8" w:name="_Toc222599117"/>
+      <w:bookmarkStart w:id="9" w:name="_Toc222599117"/>
       <w:r>
         <w:rPr>
           <w:b/>
@@ -4978,7 +5158,7 @@
         </w:rPr>
         <w:t>ВСТУП</w:t>
       </w:r>
-      <w:bookmarkEnd w:id="8"/>
+      <w:bookmarkEnd w:id="9"/>
     </w:p>
     <w:p>
       <w:pPr>
@@ -4995,7 +5175,14 @@
           <w:szCs w:val="28"/>
           <w:lang w:val="uk-UA"/>
         </w:rPr>
-        <w:t>Сьогодні індустрія цифрових розваг виходить далеко за межі класичних “великих” ігор. У наш час смартфони та вебзастосунки стали основним середовищем для коротких ігрових сесій, коли користувач хоче швидко перемкнутися, потренувати реакцію або просто провести кілька хвилин із задоволенням. Тому створення єдиної платформи, яка об’єднує різні мініігри в одному просторі, є актуальним і практичним рішенням.</w:t>
+        <w:t>У сучасних умовах міські культурні, освітні та розважальні заходи потребують зручних цифрових сервісів для швидкого інформування мешканців і гостей міста. Інформація про події часто публікується у різних джерелах (соціальні мережі, сайти окремих закладів, афіші), через що користувачам складно оперативно знайти актуальні заходи, порівняти варіанти та спланувати відвідування. Тому розробка теми “Вебзастосунок-афіша подій міста Житомир” є актуальною, оскільки забезпечує централізований каталог подій, зручний перегляд розкладу та деталей заходів, а також підтримує основні функції взаємодії користувачів із системою та роботу організаторів</w:t>
+      </w:r>
+      <w:r>
+        <w:rPr>
+          <w:szCs w:val="28"/>
+          <w:lang w:val="uk-UA"/>
+        </w:rPr>
+        <w:t>.</w:t>
       </w:r>
     </w:p>
     <w:p>
@@ -5022,16 +5209,6 @@
           <w:szCs w:val="28"/>
           <w:lang w:val="uk-UA"/>
         </w:rPr>
-        <w:t xml:space="preserve"> є розробка алгоритмів роботи та проєктування програмного комплексу веборієнтованої платформи «Симулятор мініігор»,</w:t>
-      </w:r>
-      <w:r>
-        <w:rPr>
-          <w:rFonts w:ascii="Calibri" w:eastAsia="Calibri" w:hAnsi="Calibri"/>
-          <w:kern w:val="2"/>
-          <w:sz w:val="24"/>
-          <w:lang w:val="ru-UA" w:eastAsia="en-US"/>
-          <w14:ligatures w14:val="standardContextual"/>
-        </w:rPr>
         <w:t xml:space="preserve"> </w:t>
       </w:r>
       <w:r>
@@ -5039,7 +5216,14 @@
           <w:szCs w:val="28"/>
           <w:lang w:val="uk-UA"/>
         </w:rPr>
-        <w:t xml:space="preserve">що поєднує розваги та аналітику результатів, з казино-подібними механіками та віртуальною валютою. </w:t>
+        <w:t>є розробка вебзастосунку-афіші подій міста Житомир, який надає користувачам доступ до переліку подій і детальної інформації про них, а також забезпечує механізми авторизації, збереження даних у базі даних і розмежування доступу за ролями</w:t>
+      </w:r>
+      <w:r>
+        <w:rPr>
+          <w:szCs w:val="28"/>
+          <w:lang w:val="uk-UA"/>
+        </w:rPr>
+        <w:t xml:space="preserve">. </w:t>
       </w:r>
     </w:p>
     <w:p>
@@ -5057,7 +5241,157 @@
           <w:szCs w:val="28"/>
           <w:lang w:val="uk-UA"/>
         </w:rPr>
-        <w:t>Встановлена мета обумовлює наступні завдання:</w:t>
+        <w:t>Для досягнення поставленої мети необхідно розв’язати такі завдання:</w:t>
+      </w:r>
+    </w:p>
+    <w:p>
+      <w:pPr>
+        <w:spacing w:line="360" w:lineRule="auto"/>
+        <w:ind w:left="1415"/>
+        <w:jc w:val="both"/>
+        <w:rPr>
+          <w:szCs w:val="28"/>
+          <w:lang w:val="uk-UA"/>
+        </w:rPr>
+      </w:pPr>
+      <w:r>
+        <w:rPr>
+          <w:szCs w:val="28"/>
+          <w:lang w:val="uk-UA"/>
+        </w:rPr>
+        <w:t>–</w:t>
+      </w:r>
+      <w:r>
+        <w:rPr>
+          <w:szCs w:val="28"/>
+          <w:lang w:val="uk-UA"/>
+        </w:rPr>
+        <w:t>Проаналізувати предметну область та визначити основні сценарії використання вебзастосунку.</w:t>
+      </w:r>
+    </w:p>
+    <w:p>
+      <w:pPr>
+        <w:spacing w:line="360" w:lineRule="auto"/>
+        <w:ind w:left="707" w:firstLine="709"/>
+        <w:jc w:val="both"/>
+        <w:rPr>
+          <w:szCs w:val="28"/>
+          <w:lang w:val="uk-UA"/>
+        </w:rPr>
+      </w:pPr>
+      <w:r>
+        <w:rPr>
+          <w:szCs w:val="28"/>
+          <w:lang w:val="uk-UA"/>
+        </w:rPr>
+        <w:t>-</w:t>
+      </w:r>
+      <w:r>
+        <w:rPr>
+          <w:szCs w:val="28"/>
+          <w:lang w:val="uk-UA"/>
+        </w:rPr>
+        <w:t>Сформувати функціональні та нефункціональні вимоги до системи.</w:t>
+      </w:r>
+    </w:p>
+    <w:p>
+      <w:pPr>
+        <w:spacing w:line="360" w:lineRule="auto"/>
+        <w:ind w:left="1416"/>
+        <w:jc w:val="both"/>
+        <w:rPr>
+          <w:szCs w:val="28"/>
+          <w:lang w:val="uk-UA"/>
+        </w:rPr>
+      </w:pPr>
+      <w:r>
+        <w:rPr>
+          <w:szCs w:val="28"/>
+          <w:lang w:val="uk-UA"/>
+        </w:rPr>
+        <w:t>-</w:t>
+      </w:r>
+      <w:r>
+        <w:rPr>
+          <w:szCs w:val="28"/>
+          <w:lang w:val="uk-UA"/>
+        </w:rPr>
+        <w:t>Спроєктувати модель даних і структуру бази даних (події, локації, квитки, замовлення, вибране, відгуки, користувачі).</w:t>
+      </w:r>
+    </w:p>
+    <w:p>
+      <w:pPr>
+        <w:spacing w:line="360" w:lineRule="auto"/>
+        <w:ind w:left="1416" w:firstLine="1"/>
+        <w:jc w:val="both"/>
+        <w:rPr>
+          <w:szCs w:val="28"/>
+          <w:lang w:val="uk-UA"/>
+        </w:rPr>
+      </w:pPr>
+      <w:r>
+        <w:rPr>
+          <w:szCs w:val="28"/>
+          <w:lang w:val="uk-UA"/>
+        </w:rPr>
+        <w:t>-</w:t>
+      </w:r>
+      <w:r>
+        <w:rPr>
+          <w:szCs w:val="28"/>
+          <w:lang w:val="uk-UA"/>
+        </w:rPr>
+        <w:t>Реалізувати публічну частину застосунку (перегляд подій, сторінка події, пошук/фільтрація, елементи календаря/розкладу).</w:t>
+      </w:r>
+    </w:p>
+    <w:p>
+      <w:pPr>
+        <w:spacing w:line="360" w:lineRule="auto"/>
+        <w:ind w:left="1416" w:firstLine="1"/>
+        <w:jc w:val="both"/>
+        <w:rPr>
+          <w:szCs w:val="28"/>
+          <w:lang w:val="uk-UA"/>
+        </w:rPr>
+      </w:pPr>
+      <w:r>
+        <w:rPr>
+          <w:szCs w:val="28"/>
+          <w:lang w:val="uk-UA"/>
+        </w:rPr>
+        <w:t>-</w:t>
+      </w:r>
+      <w:r>
+        <w:rPr>
+          <w:szCs w:val="28"/>
+          <w:lang w:val="uk-UA"/>
+        </w:rPr>
+        <w:t>Реалізувати реєстрацію, вхід, сесію користувача та контроль доступу за ролями.</w:t>
+      </w:r>
+    </w:p>
+    <w:p>
+      <w:pPr>
+        <w:spacing w:line="360" w:lineRule="auto"/>
+        <w:ind w:left="1416" w:firstLine="1"/>
+        <w:jc w:val="both"/>
+        <w:rPr>
+          <w:szCs w:val="28"/>
+          <w:lang w:val="uk-UA"/>
+        </w:rPr>
+      </w:pPr>
+      <w:r>
+        <w:rPr>
+          <w:szCs w:val="28"/>
+          <w:lang w:val="uk-UA"/>
+        </w:rPr>
+        <w:t>-</w:t>
+      </w:r>
+      <w:r>
+        <w:rPr>
+          <w:szCs w:val="28"/>
+          <w:lang w:val="uk-UA"/>
+        </w:rPr>
+        <w:t>Реалізувати функції кабінету користувача (вибране, перегляд замовлень) і панелі організатора/адміністратора (керування подіями та пов’язаними сутностями).</w:t>
       </w:r>
     </w:p>
     <w:p>
@@ -5070,12 +5404,38 @@
           <w:lang w:val="uk-UA"/>
         </w:rPr>
       </w:pPr>
-      <w:r>
-        <w:rPr>
-          <w:szCs w:val="28"/>
-          <w:lang w:val="uk-UA"/>
-        </w:rPr>
-        <w:t>– проведення аналізу предметної області симуляторів мініігор та визначення напрямків їх автоматизації;</w:t>
+    </w:p>
+    <w:p>
+      <w:pPr>
+        <w:spacing w:line="360" w:lineRule="auto"/>
+        <w:ind w:left="1416" w:firstLine="1"/>
+        <w:jc w:val="both"/>
+        <w:rPr>
+          <w:szCs w:val="28"/>
+          <w:lang w:val="uk-UA"/>
+        </w:rPr>
+      </w:pPr>
+      <w:r>
+        <w:rPr>
+          <w:szCs w:val="28"/>
+          <w:lang w:val="uk-UA"/>
+        </w:rPr>
+        <w:lastRenderedPageBreak/>
+        <w:t>-</w:t>
+      </w:r>
+      <w:r>
+        <w:rPr>
+          <w:szCs w:val="28"/>
+          <w:lang w:val="uk-UA"/>
+        </w:rPr>
+        <w:t>Виконати тестування ключових модулів та перевірити стабільність роботи застосунку</w:t>
+      </w:r>
+      <w:r>
+        <w:rPr>
+          <w:szCs w:val="28"/>
+          <w:lang w:val="uk-UA"/>
+        </w:rPr>
+        <w:t>.</w:t>
       </w:r>
     </w:p>
     <w:p>
@@ -5090,60 +5450,6 @@
       </w:pPr>
       <w:r>
         <w:rPr>
-          <w:szCs w:val="28"/>
-          <w:lang w:val="uk-UA"/>
-        </w:rPr>
-        <w:t>– визначення архітектури та узагальненої структури системи на основі клієнт-серверної моделі з мікросервісним бекендом;</w:t>
-      </w:r>
-    </w:p>
-    <w:p>
-      <w:pPr>
-        <w:spacing w:line="360" w:lineRule="auto"/>
-        <w:ind w:firstLine="709"/>
-        <w:jc w:val="both"/>
-        <w:rPr>
-          <w:szCs w:val="28"/>
-          <w:lang w:val="uk-UA"/>
-        </w:rPr>
-      </w:pPr>
-      <w:r>
-        <w:rPr>
-          <w:szCs w:val="28"/>
-          <w:lang w:val="uk-UA"/>
-        </w:rPr>
-        <w:t>– обґрунтування та вибір засобів реалізації системи ;</w:t>
-      </w:r>
-    </w:p>
-    <w:p>
-      <w:pPr>
-        <w:spacing w:line="360" w:lineRule="auto"/>
-        <w:ind w:firstLine="709"/>
-        <w:jc w:val="both"/>
-        <w:rPr>
-          <w:szCs w:val="28"/>
-          <w:lang w:val="uk-UA"/>
-        </w:rPr>
-      </w:pPr>
-      <w:r>
-        <w:rPr>
-          <w:szCs w:val="28"/>
-          <w:lang w:val="uk-UA"/>
-        </w:rPr>
-        <w:t>– розробка інформаційного та алгоритмічного забезпечення системи.</w:t>
-      </w:r>
-    </w:p>
-    <w:p>
-      <w:pPr>
-        <w:spacing w:line="360" w:lineRule="auto"/>
-        <w:ind w:firstLine="709"/>
-        <w:jc w:val="both"/>
-        <w:rPr>
-          <w:szCs w:val="28"/>
-          <w:lang w:val="uk-UA"/>
-        </w:rPr>
-      </w:pPr>
-      <w:r>
-        <w:rPr>
           <w:b/>
           <w:bCs/>
           <w:szCs w:val="28"/>
@@ -5156,14 +5462,30 @@
           <w:szCs w:val="28"/>
           <w:lang w:val="uk-UA"/>
         </w:rPr>
-        <w:t xml:space="preserve"> є веборієнтовані ігрові платформи (симулятори мініігор), що забезпечують короткі ігрові сесії, збереження прогресу користувача та обробку результатів у клієнт-серверній системі.</w:t>
+        <w:t xml:space="preserve"> </w:t>
+      </w:r>
+      <w:r>
+        <w:rPr>
+          <w:szCs w:val="28"/>
+          <w:lang w:val="uk-UA"/>
+        </w:rPr>
+        <w:t>є процеси інформаційного супроводу та представлення міських подій у цифровому середовищі</w:t>
+      </w:r>
+      <w:r>
+        <w:rPr>
+          <w:szCs w:val="28"/>
+          <w:lang w:val="uk-UA"/>
+        </w:rPr>
+        <w:t>.</w:t>
       </w:r>
     </w:p>
     <w:p>
       <w:pPr>
         <w:spacing w:line="360" w:lineRule="auto"/>
-        <w:jc w:val="both"/>
-        <w:rPr>
+        <w:ind w:firstLine="708"/>
+        <w:jc w:val="both"/>
+        <w:rPr>
+          <w:szCs w:val="28"/>
           <w:lang w:val="uk-UA"/>
         </w:rPr>
       </w:pPr>
@@ -5181,7 +5503,171 @@
           <w:szCs w:val="28"/>
           <w:lang w:val="uk-UA"/>
         </w:rPr>
-        <w:t xml:space="preserve"> є використання вебтехнологій та мікросервісної архітектури для проєктування симулятора мініігор з віртуальною валютою, включаючи REST-взаємодію між фронтендом і бекендом та застосування JWT для захисту доступу</w:t>
+        <w:t xml:space="preserve"> є </w:t>
+      </w:r>
+      <w:r>
+        <w:rPr>
+          <w:szCs w:val="28"/>
+          <w:lang w:val="uk-UA"/>
+        </w:rPr>
+        <w:t>методи та програмні засоби проєктування і реалізації вебзастосунку, що забезпечує каталогізацію подій міста Житомир, керування даними, авторизацію та функції взаємодії користувачів з контентом</w:t>
+      </w:r>
+      <w:r>
+        <w:rPr>
+          <w:szCs w:val="28"/>
+          <w:lang w:val="uk-UA"/>
+        </w:rPr>
+        <w:t>.</w:t>
+      </w:r>
+    </w:p>
+    <w:p>
+      <w:pPr>
+        <w:spacing w:line="360" w:lineRule="auto"/>
+        <w:ind w:firstLine="708"/>
+        <w:jc w:val="both"/>
+        <w:rPr>
+          <w:lang w:val="uk-UA"/>
+        </w:rPr>
+      </w:pPr>
+      <w:r>
+        <w:rPr>
+          <w:lang w:val="uk-UA"/>
+        </w:rPr>
+        <w:t>Під час виконання роботи застосовано такі методи:</w:t>
+      </w:r>
+    </w:p>
+    <w:p>
+      <w:pPr>
+        <w:spacing w:line="360" w:lineRule="auto"/>
+        <w:ind w:left="1416"/>
+        <w:jc w:val="both"/>
+        <w:rPr>
+          <w:lang w:val="uk-UA"/>
+        </w:rPr>
+      </w:pPr>
+      <w:r>
+        <w:rPr>
+          <w:lang w:val="uk-UA"/>
+        </w:rPr>
+        <w:t>– аналіз предметної області та вимог (визначення ролей, сценаріїв та функцій);</w:t>
+      </w:r>
+    </w:p>
+    <w:p>
+      <w:pPr>
+        <w:spacing w:line="360" w:lineRule="auto"/>
+        <w:ind w:left="1416"/>
+        <w:jc w:val="both"/>
+        <w:rPr>
+          <w:lang w:val="uk-UA"/>
+        </w:rPr>
+      </w:pPr>
+      <w:r>
+        <w:rPr>
+          <w:lang w:val="uk-UA"/>
+        </w:rPr>
+        <w:t>– проєктування структури застосунку та моделі даних (виділення модулів, сторінок, сутностей і зв’язків);</w:t>
+      </w:r>
+    </w:p>
+    <w:p>
+      <w:pPr>
+        <w:spacing w:line="360" w:lineRule="auto"/>
+        <w:ind w:left="1416"/>
+        <w:jc w:val="both"/>
+        <w:rPr>
+          <w:lang w:val="uk-UA"/>
+        </w:rPr>
+      </w:pPr>
+      <w:r>
+        <w:rPr>
+          <w:lang w:val="uk-UA"/>
+        </w:rPr>
+        <w:t>– реалізація програмних компонентів клієнтської та серверної частин;</w:t>
+      </w:r>
+    </w:p>
+    <w:p>
+      <w:pPr>
+        <w:spacing w:line="360" w:lineRule="auto"/>
+        <w:ind w:left="1416"/>
+        <w:jc w:val="both"/>
+        <w:rPr>
+          <w:lang w:val="uk-UA"/>
+        </w:rPr>
+      </w:pPr>
+      <w:r>
+        <w:rPr>
+          <w:lang w:val="uk-UA"/>
+        </w:rPr>
+        <w:t>– модульне тестування для перевірки коректності логіки та інтерфейсних компонентів.</w:t>
+      </w:r>
+    </w:p>
+    <w:p>
+      <w:pPr>
+        <w:spacing w:line="360" w:lineRule="auto"/>
+        <w:ind w:firstLine="708"/>
+        <w:jc w:val="both"/>
+        <w:rPr>
+          <w:lang w:val="uk-UA"/>
+        </w:rPr>
+      </w:pPr>
+      <w:r>
+        <w:rPr>
+          <w:lang w:val="uk-UA"/>
+        </w:rPr>
+        <w:t>Інформаційну базу дослідження складають:</w:t>
+      </w:r>
+    </w:p>
+    <w:p>
+      <w:pPr>
+        <w:spacing w:line="360" w:lineRule="auto"/>
+        <w:ind w:left="1416"/>
+        <w:jc w:val="both"/>
+        <w:rPr>
+          <w:lang w:val="uk-UA"/>
+        </w:rPr>
+      </w:pPr>
+      <w:r>
+        <w:rPr>
+          <w:lang w:val="uk-UA"/>
+        </w:rPr>
+        <w:t>– технічна документація та рекомендації щодо використаних технологій (Next.js, TypeScript, PostgreSQL, Prisma, Vitest, Testing Library);</w:t>
+      </w:r>
+    </w:p>
+    <w:p>
+      <w:pPr>
+        <w:spacing w:line="360" w:lineRule="auto"/>
+        <w:ind w:left="1416"/>
+        <w:jc w:val="both"/>
+        <w:rPr>
+          <w:lang w:val="uk-UA"/>
+        </w:rPr>
+      </w:pPr>
+      <w:r>
+        <w:rPr>
+          <w:lang w:val="uk-UA"/>
+        </w:rPr>
+        <w:t>– результати власної розробки: вихідний код, база даних, тестові сценарії, демонстраційні дані.</w:t>
+      </w:r>
+    </w:p>
+    <w:p>
+      <w:pPr>
+        <w:spacing w:line="360" w:lineRule="auto"/>
+        <w:ind w:firstLine="708"/>
+        <w:jc w:val="both"/>
+        <w:rPr>
+          <w:lang w:val="uk-UA"/>
+        </w:rPr>
+      </w:pPr>
+      <w:r>
+        <w:rPr>
+          <w:lang w:val="uk-UA"/>
+        </w:rPr>
+        <w:t>Практичне значення роботи полягає у створенні прототипу вебзастосунку, який може бути використаний для централізованого представлення подій міста Житомир. Рішення спрощує пошук і планування відвідування заходів для користувачів, а для організаторів створює зручний інструмент публікації та керування подіями. Проєкт може бути масштабований шляхом додавання розширеної модерації, інтеграції оплати, системи повідомлень та аналітики.</w:t>
+      </w:r>
+      <w:r>
+        <w:rPr>
+          <w:lang w:val="uk-UA"/>
+        </w:rPr>
+        <w:t xml:space="preserve"> </w:t>
       </w:r>
       <w:r>
         <w:rPr>
@@ -5210,7 +5696,7 @@
           <w:lang w:val="uk-UA"/>
         </w:rPr>
       </w:pPr>
-      <w:bookmarkStart w:id="9" w:name="_Toc222599118"/>
+      <w:bookmarkStart w:id="10" w:name="_Toc222599118"/>
       <w:r>
         <w:rPr>
           <w:b/>
@@ -5220,9 +5706,19 @@
           <w:lang w:val="uk-UA"/>
         </w:rPr>
         <w:lastRenderedPageBreak/>
-        <w:t>АНАЛІЗ ВИМОГ КОРИСТУВАЧА ТА КОНЦЕПТУАЛЬНЕ МОДЕЛЮВАННЯ</w:t>
-      </w:r>
-      <w:bookmarkEnd w:id="9"/>
+        <w:t>АНАЛІЗ НАПРЯМКІВ ВИКОРИСТАННЯ ІНФОРМАЦІЙНИХ ТЕХНОЛОГІЙ ДЛЯ СТВОРЕННЯ ВЕБЗАСТОСУНКУ-АФІШІ ПОДІЙ МІСТА ЖИТОМИР</w:t>
+      </w:r>
+      <w:r>
+        <w:rPr>
+          <w:b/>
+          <w:bCs/>
+          <w:sz w:val="32"/>
+          <w:szCs w:val="26"/>
+          <w:lang w:val="uk-UA"/>
+        </w:rPr>
+        <w:t xml:space="preserve"> </w:t>
+      </w:r>
+      <w:bookmarkEnd w:id="10"/>
     </w:p>
     <w:p>
       <w:pPr>
@@ -5249,27 +5745,42 @@
           <w:szCs w:val="28"/>
         </w:rPr>
       </w:pPr>
-      <w:bookmarkStart w:id="10" w:name="_Toc73546153"/>
-      <w:bookmarkStart w:id="11" w:name="_Toc73614737"/>
-      <w:bookmarkStart w:id="12" w:name="_Toc73696821"/>
-      <w:bookmarkStart w:id="13" w:name="_Toc73697108"/>
-      <w:bookmarkStart w:id="14" w:name="_Toc73824420"/>
-      <w:bookmarkStart w:id="15" w:name="_Toc73824435"/>
-      <w:bookmarkStart w:id="16" w:name="_Toc73824449"/>
+      <w:bookmarkStart w:id="11" w:name="_Toc73546153"/>
+      <w:bookmarkStart w:id="12" w:name="_Toc73614737"/>
+      <w:bookmarkStart w:id="13" w:name="_Toc73696821"/>
+      <w:bookmarkStart w:id="14" w:name="_Toc73697108"/>
+      <w:bookmarkStart w:id="15" w:name="_Toc73824420"/>
+      <w:bookmarkStart w:id="16" w:name="_Toc73824435"/>
+      <w:bookmarkStart w:id="17" w:name="_Toc73824449"/>
       <w:r>
         <w:rPr>
           <w:b/>
           <w:szCs w:val="28"/>
-        </w:rPr>
-        <w:t xml:space="preserve">Технічне завдання на розробку системи </w:t>
-      </w:r>
-      <w:bookmarkEnd w:id="10"/>
+          <w:lang w:val="uk-UA"/>
+        </w:rPr>
+        <w:t xml:space="preserve"> </w:t>
+      </w:r>
+      <w:r>
+        <w:rPr>
+          <w:b/>
+          <w:szCs w:val="28"/>
+        </w:rPr>
+        <w:t>Постановка задачі. Перелік задач, що підлягають автоматизації у предметній області</w:t>
+      </w:r>
+      <w:r>
+        <w:rPr>
+          <w:b/>
+          <w:szCs w:val="28"/>
+        </w:rPr>
+        <w:t xml:space="preserve"> </w:t>
+      </w:r>
       <w:bookmarkEnd w:id="11"/>
       <w:bookmarkEnd w:id="12"/>
       <w:bookmarkEnd w:id="13"/>
       <w:bookmarkEnd w:id="14"/>
       <w:bookmarkEnd w:id="15"/>
       <w:bookmarkEnd w:id="16"/>
+      <w:bookmarkEnd w:id="17"/>
     </w:p>
     <w:p>
       <w:pPr>
@@ -5280,7 +5791,7 @@
         <w:t xml:space="preserve"> </w:t>
       </w:r>
       <w:r>
-        <w:t>Найменування програмного засобу:</w:t>
+        <w:t>Предметна область проєкту охоплює процеси інформування мешканців та гостей міста Житомир про культурні, освітні та розважальні події, а також процеси організації, публікації та супроводу таких подій з боку організаторів. На практиці інформація про заходи розміщується у різних джерелах (сторінки закладів, соціальні мережі, афіші на різних сайтах), що ускладнює пошук, порівняння та планування відвідування.</w:t>
       </w:r>
     </w:p>
     <w:p>
@@ -5289,7 +5800,7 @@
         <w:spacing w:line="360" w:lineRule="auto"/>
       </w:pPr>
       <w:r>
-        <w:t>Повне найменування програмної системи «Веб-орієнтована система “Симулятор мініігор”» (надалі — «програма»).</w:t>
+        <w:t>Основна задача впровадження інформаційних технологій у даній предметній області полягає у створенні єдиного вебресурсу (вебзастосунку), який забезпечує:</w:t>
       </w:r>
     </w:p>
     <w:p>
@@ -5298,7 +5809,7 @@
         <w:spacing w:line="360" w:lineRule="auto"/>
       </w:pPr>
       <w:r>
-        <w:t>Призначення розробки та область застосування:</w:t>
+        <w:t>– централізований каталог подій міста;</w:t>
       </w:r>
     </w:p>
     <w:p>
@@ -5307,7 +5818,7 @@
         <w:spacing w:line="360" w:lineRule="auto"/>
       </w:pPr>
       <w:r>
-        <w:t>Програмна система «Симулятор мініігор» призначена для організації та автоматизації процесу запуску мініігор у вебсередовищі, ведення обліку результатів користувачів та роботи з внутрішньою валютою. Область застосування — вебзастосунок для розважального/навчального використання з можливістю керування контентом через адміністратора.</w:t>
+        <w:t>– зручний пошук, фільтрацію та перегляд подій;</w:t>
       </w:r>
     </w:p>
     <w:p>
@@ -5316,7 +5827,7 @@
         <w:spacing w:line="360" w:lineRule="auto"/>
       </w:pPr>
       <w:r>
-        <w:t>Мета:</w:t>
+        <w:t>– подання ключової інформації в уніфікованому форматі;</w:t>
       </w:r>
     </w:p>
     <w:p>
@@ -5325,7 +5836,7 @@
         <w:spacing w:line="360" w:lineRule="auto"/>
       </w:pPr>
       <w:r>
-        <w:t>Система дозволяє створити зручну платформу для користувачів, де можна обирати мініігри, запускати ігрові сесії зі ставкою у внутрішній валюті, отримувати результат та переглядати історію ігор. Для адміністратора система надає інструменти керування переліком мініігор, правилами та статистикою, що забезпечує ефективне адміністрування вебпорталу.</w:t>
+        <w:t>– підтримку взаємодії користувачів із контентом (вибране, відгуки, замовлення квитків);</w:t>
       </w:r>
     </w:p>
     <w:p>
@@ -5334,7 +5845,10 @@
         <w:spacing w:line="360" w:lineRule="auto"/>
       </w:pPr>
       <w:r>
-        <w:t>Найменування розробника та замовника:</w:t>
+        <w:t>– інструменти для організаторів та адміністратора для керування подіями і даними</w:t>
+      </w:r>
+      <w:r>
+        <w:t>.</w:t>
       </w:r>
     </w:p>
     <w:p>
@@ -5343,7 +5857,10 @@
         <w:spacing w:line="360" w:lineRule="auto"/>
       </w:pPr>
       <w:r>
-        <w:t>Розробник даного продукту — студент групи ВТ-22-1 (надалі «розробник»).</w:t>
+        <w:t>Для формалізації задач автоматизації доцільно виділити ролі користувачів і типові бізнес-процеси</w:t>
+      </w:r>
+      <w:r>
+        <w:t>.</w:t>
       </w:r>
     </w:p>
     <w:p>
@@ -5352,7 +5869,7 @@
         <w:spacing w:line="360" w:lineRule="auto"/>
       </w:pPr>
       <w:r>
-        <w:t>Замовник програмного продукту — кафедра інженерії програмного забезпечення Державного університету «Житомирська політехніка» в межах виконання курсової з дисципліни «Моделювання та аналіз програмного забезпечення» (надалі «замовник»).</w:t>
+        <w:t>Ролі користувачів системи</w:t>
       </w:r>
     </w:p>
     <w:p>
@@ -5361,7 +5878,7 @@
         <w:spacing w:line="360" w:lineRule="auto"/>
       </w:pPr>
       <w:r>
-        <w:t>Документ, на підставі якого ведеться розробка:</w:t>
+        <w:t>Відвідувач (гість, без авторизації):</w:t>
       </w:r>
     </w:p>
     <w:p>
@@ -5370,8 +5887,17 @@
         <w:spacing w:line="360" w:lineRule="auto"/>
       </w:pPr>
       <w:r>
+        <w:t>– перегляд списку подій;</w:t>
+      </w:r>
+    </w:p>
+    <w:p>
+      <w:pPr>
+        <w:pStyle w:val="a0"/>
+        <w:spacing w:line="360" w:lineRule="auto"/>
+      </w:pPr>
+      <w:r>
         <w:lastRenderedPageBreak/>
-        <w:t>Робота ведеться на підставі навчального плану за напрямом 121 «Інженерія програмного забезпечення».</w:t>
+        <w:t>– перегляд сторінки конкретної події;</w:t>
       </w:r>
     </w:p>
     <w:p>
@@ -5380,7 +5906,7 @@
         <w:spacing w:line="360" w:lineRule="auto"/>
       </w:pPr>
       <w:r>
-        <w:t>Вимоги до функціональних характеристик:</w:t>
+        <w:t>– ознайомлення з розкладом, локацією, цінами/типами квитків;</w:t>
       </w:r>
     </w:p>
     <w:p>
@@ -5389,7 +5915,7 @@
         <w:spacing w:line="360" w:lineRule="auto"/>
       </w:pPr>
       <w:r>
-        <w:t>Програмна система має забезпечувати:</w:t>
+        <w:t>– перехід на головну, навігація по категоріях/розділах.</w:t>
       </w:r>
     </w:p>
     <w:p>
@@ -5398,7 +5924,7 @@
         <w:spacing w:line="360" w:lineRule="auto"/>
       </w:pPr>
       <w:r>
-        <w:t>− реєстрацію, вхід, вихід користувача;</w:t>
+        <w:t>Зареєстрований користувач:</w:t>
       </w:r>
     </w:p>
     <w:p>
@@ -5407,7 +5933,7 @@
         <w:spacing w:line="360" w:lineRule="auto"/>
       </w:pPr>
       <w:r>
-        <w:t>− авторизацію з розподілом ролей: незареєстрований користувач / зареєстрований користувач / адміністратор;</w:t>
+        <w:t>– виконання дій, що потребують авторизації: додавання в “обране”, оформлення замовлення (квитків), перегляд власних замовлень;</w:t>
       </w:r>
     </w:p>
     <w:p>
@@ -5416,7 +5942,7 @@
         <w:spacing w:line="360" w:lineRule="auto"/>
       </w:pPr>
       <w:r>
-        <w:t>− перегляд каталогу мініігор, перегляд опису та правил гри;</w:t>
+        <w:t>– керування профілем (за потреби);</w:t>
       </w:r>
     </w:p>
     <w:p>
@@ -5425,7 +5951,7 @@
         <w:spacing w:line="360" w:lineRule="auto"/>
       </w:pPr>
       <w:r>
-        <w:t>− пошук і фільтрацію мініігор (за назвою/жанром/складністю або іншими ознаками);</w:t>
+        <w:t>– можливість залишати відгуки/оцінки (якщо передбачено правилами доступу).</w:t>
       </w:r>
     </w:p>
     <w:p>
@@ -5434,7 +5960,7 @@
         <w:spacing w:line="360" w:lineRule="auto"/>
       </w:pPr>
       <w:r>
-        <w:t>− запуск ігрової сесії (початок гри) та обробку результату;</w:t>
+        <w:t>Організатор:</w:t>
       </w:r>
     </w:p>
     <w:p>
@@ -5443,7 +5969,7 @@
         <w:spacing w:line="360" w:lineRule="auto"/>
       </w:pPr>
       <w:r>
-        <w:t>− роботу з внутрішньою валютою: перегляд балансу, поповнення (за сценарієм системи), списання ставки, нарахування виграшу;</w:t>
+        <w:t>– створення подій, редагування, публікація/зняття з публікації;</w:t>
       </w:r>
     </w:p>
     <w:p>
@@ -5452,7 +5978,7 @@
         <w:spacing w:line="360" w:lineRule="auto"/>
       </w:pPr>
       <w:r>
-        <w:t>− збереження історії ігор користувача (сесія, ставка, результат, дата/час);</w:t>
+        <w:t>– керування квитками (типи квитків, кількість, ціна);</w:t>
       </w:r>
     </w:p>
     <w:p>
@@ -5461,7 +5987,7 @@
         <w:spacing w:line="360" w:lineRule="auto"/>
       </w:pPr>
       <w:r>
-        <w:t>− перегляд статистики (наприклад, топ результатів/рейтинг/досягнення — за наявності);</w:t>
+        <w:t>– перегляд статистики (кількість подій, продані квитки, суми замовлень, статуси подій).</w:t>
       </w:r>
     </w:p>
     <w:p>
@@ -5470,7 +5996,7 @@
         <w:spacing w:line="360" w:lineRule="auto"/>
       </w:pPr>
       <w:r>
-        <w:t>− керування профілем користувача;</w:t>
+        <w:t>Адміністратор:</w:t>
       </w:r>
     </w:p>
     <w:p>
@@ -5479,7 +6005,7 @@
         <w:spacing w:line="360" w:lineRule="auto"/>
       </w:pPr>
       <w:r>
-        <w:t>− для адміністратора: додавання, редагування, видалення мініігор (CRUD);</w:t>
+        <w:t>– контроль користувачів (перелік, ролі, базова модерація);</w:t>
       </w:r>
     </w:p>
     <w:p>
@@ -5488,7 +6014,7 @@
         <w:spacing w:line="360" w:lineRule="auto"/>
       </w:pPr>
       <w:r>
-        <w:t>− для адміністратора: керування параметрами гри (ліміти ставки, коефіцієнти/правила, статус доступності);</w:t>
+        <w:t>– контроль контенту/відгуків (перегляд, модерація відповідно до політики застосунку);</w:t>
       </w:r>
     </w:p>
     <w:p>
@@ -5497,441 +6023,176 @@
         <w:spacing w:line="360" w:lineRule="auto"/>
       </w:pPr>
       <w:r>
-        <w:t>− для адміністратора: перегляд загальної статистики системи та журналу ігрових сесій (за потреби).</w:t>
-      </w:r>
-    </w:p>
-    <w:p>
-      <w:pPr>
-        <w:pStyle w:val="a0"/>
-        <w:spacing w:line="360" w:lineRule="auto"/>
-      </w:pPr>
-      <w:r>
-        <w:t>Організація вхідних і вихідних даних:</w:t>
-      </w:r>
-    </w:p>
-    <w:p>
-      <w:pPr>
-        <w:pStyle w:val="a0"/>
-        <w:spacing w:line="360" w:lineRule="auto"/>
-      </w:pPr>
-      <w:r>
-        <w:t>Вхідними даними є:</w:t>
-      </w:r>
-    </w:p>
-    <w:p>
-      <w:pPr>
-        <w:pStyle w:val="a0"/>
-        <w:spacing w:line="360" w:lineRule="auto"/>
-      </w:pPr>
-      <w:r>
-        <w:br w:type="column"/>
-      </w:r>
-      <w:r>
-        <w:lastRenderedPageBreak/>
-        <w:t>− реєстраційні дані користувача (логін/Email, пароль, ім’я/нікнейм);</w:t>
-      </w:r>
-    </w:p>
-    <w:p>
-      <w:pPr>
-        <w:pStyle w:val="a0"/>
-        <w:spacing w:line="360" w:lineRule="auto"/>
-      </w:pPr>
-      <w:r>
-        <w:t>− дані авторизації (логін/пароль, токен/сесія);</w:t>
-      </w:r>
-    </w:p>
-    <w:p>
-      <w:pPr>
-        <w:pStyle w:val="a0"/>
-        <w:spacing w:line="360" w:lineRule="auto"/>
-      </w:pPr>
-      <w:r>
-        <w:t>− дані мініігор (назва, опис, правила, категорія/тип, ліміти ставки, статус доступності);</w:t>
-      </w:r>
-    </w:p>
-    <w:p>
-      <w:pPr>
-        <w:pStyle w:val="a0"/>
-        <w:spacing w:line="360" w:lineRule="auto"/>
-      </w:pPr>
-      <w:r>
-        <w:t>− дані ігрової сесії (обрана гра, ставка у внутрішній валюті, параметри запуску);</w:t>
-      </w:r>
-    </w:p>
-    <w:p>
-      <w:pPr>
-        <w:pStyle w:val="a0"/>
-        <w:spacing w:line="360" w:lineRule="auto"/>
-      </w:pPr>
-      <w:r>
-        <w:t>− адміністративні дані для керування контентом (редагування/додавання/видалення).</w:t>
-      </w:r>
-    </w:p>
-    <w:p>
-      <w:pPr>
-        <w:pStyle w:val="a0"/>
-        <w:spacing w:line="360" w:lineRule="auto"/>
-      </w:pPr>
-      <w:r>
-        <w:t>Вихідними даними є:</w:t>
-      </w:r>
-    </w:p>
-    <w:p>
-      <w:pPr>
-        <w:pStyle w:val="a0"/>
-        <w:spacing w:line="360" w:lineRule="auto"/>
-      </w:pPr>
-      <w:r>
-        <w:t>− каталог мініігор з можливістю пошуку/фільтрації;</w:t>
-      </w:r>
-    </w:p>
-    <w:p>
-      <w:pPr>
-        <w:pStyle w:val="a0"/>
-        <w:spacing w:line="360" w:lineRule="auto"/>
-      </w:pPr>
-      <w:r>
-        <w:t>− екран гри/сесії та повідомлення про результат;</w:t>
-      </w:r>
-    </w:p>
-    <w:p>
-      <w:pPr>
-        <w:pStyle w:val="a0"/>
-        <w:spacing w:line="360" w:lineRule="auto"/>
-      </w:pPr>
-      <w:r>
-        <w:t>− поточний баланс внутрішньої валюти та історія транзакцій (за потреби);</w:t>
-      </w:r>
-    </w:p>
-    <w:p>
-      <w:pPr>
-        <w:pStyle w:val="a0"/>
-        <w:spacing w:line="360" w:lineRule="auto"/>
-      </w:pPr>
-      <w:r>
-        <w:t>− історія ігор користувача (результати, ставки, час);</w:t>
-      </w:r>
-    </w:p>
-    <w:p>
-      <w:pPr>
-        <w:pStyle w:val="a0"/>
-        <w:spacing w:line="360" w:lineRule="auto"/>
-      </w:pPr>
-      <w:r>
-        <w:t>− статистика/рейтинг (за наявності);</w:t>
-      </w:r>
-    </w:p>
-    <w:p>
-      <w:pPr>
-        <w:pStyle w:val="a0"/>
-        <w:spacing w:line="360" w:lineRule="auto"/>
-      </w:pPr>
-      <w:r>
-        <w:t>− адміністративна панель зі списком мініігор, інструментами керування та перегляду статистики.</w:t>
-      </w:r>
-    </w:p>
-    <w:p>
-      <w:pPr>
-        <w:pStyle w:val="a0"/>
-        <w:spacing w:line="360" w:lineRule="auto"/>
-      </w:pPr>
-      <w:r>
-        <w:t>Вимоги до надійності, продуктивності та часу реакції:</w:t>
-      </w:r>
-    </w:p>
-    <w:p>
-      <w:pPr>
-        <w:pStyle w:val="a0"/>
-        <w:spacing w:line="360" w:lineRule="auto"/>
-      </w:pPr>
-      <w:r>
-        <w:t>Час реакції програми на дії користувача (маніпуляції з пристроями введення даних) не повинен перевищувати 1 с для типових операцій інтерфейсу.</w:t>
-      </w:r>
-    </w:p>
-    <w:p>
-      <w:pPr>
-        <w:pStyle w:val="a0"/>
-        <w:spacing w:line="360" w:lineRule="auto"/>
-      </w:pPr>
-      <w:r>
-        <w:t>Відображення масивів даних за запитами — не більше 2 хвилин у граничних випадках великих даних.</w:t>
-      </w:r>
-    </w:p>
-    <w:p>
-      <w:pPr>
-        <w:pStyle w:val="a0"/>
-        <w:spacing w:line="360" w:lineRule="auto"/>
-      </w:pPr>
-      <w:r>
-        <w:t>Доступність БД — 90% цілодобово.</w:t>
-      </w:r>
-    </w:p>
-    <w:p>
-      <w:pPr>
-        <w:pStyle w:val="a0"/>
-        <w:spacing w:line="360" w:lineRule="auto"/>
-      </w:pPr>
-      <w:r>
-        <w:t>Операції з’єднання з БД — не більше 1 хвилини.</w:t>
-      </w:r>
-    </w:p>
-    <w:p>
-      <w:pPr>
-        <w:pStyle w:val="a0"/>
-        <w:spacing w:line="360" w:lineRule="auto"/>
-      </w:pPr>
-      <w:r>
-        <w:t xml:space="preserve">Обсяг оперативної пам’яті, необхідний для роботи програми на клієнтській </w:t>
-      </w:r>
-    </w:p>
-    <w:p>
-      <w:pPr>
-        <w:pStyle w:val="a0"/>
-        <w:spacing w:line="360" w:lineRule="auto"/>
-      </w:pPr>
-      <w:r>
-        <w:br w:type="column"/>
-      </w:r>
-      <w:r>
-        <w:lastRenderedPageBreak/>
-        <w:t>стороні — не менше 2 Гб.</w:t>
-      </w:r>
-    </w:p>
-    <w:p>
-      <w:pPr>
-        <w:pStyle w:val="a0"/>
-        <w:spacing w:line="360" w:lineRule="auto"/>
-      </w:pPr>
-      <w:r>
-        <w:t>Програма повинна нормально функціонувати при безперебійній роботі ПК. При апаратних збоях відновлення нормальної роботи програми повинне виконуватися після:</w:t>
-      </w:r>
-    </w:p>
-    <w:p>
-      <w:pPr>
-        <w:pStyle w:val="a0"/>
-        <w:spacing w:line="360" w:lineRule="auto"/>
-      </w:pPr>
-      <w:r>
-        <w:t>а) апаратні збої сервера — перезавантаження ОС сервера, запуск сервера БД (за потреби використання резервних копій/реплік);</w:t>
-      </w:r>
-    </w:p>
-    <w:p>
-      <w:pPr>
-        <w:pStyle w:val="a0"/>
-        <w:spacing w:line="360" w:lineRule="auto"/>
-      </w:pPr>
-      <w:r>
-        <w:t>б) апаратні збої робочої станції — перезавантаження ОС ПК, повторний запуск браузера та відкриття вебзастосунку.</w:t>
-      </w:r>
-    </w:p>
-    <w:p>
-      <w:pPr>
-        <w:pStyle w:val="a0"/>
-        <w:spacing w:line="360" w:lineRule="auto"/>
-      </w:pPr>
-      <w:r>
-        <w:t>При збоях програмного забезпечення:</w:t>
-      </w:r>
-    </w:p>
-    <w:p>
-      <w:pPr>
-        <w:pStyle w:val="a0"/>
-        <w:spacing w:line="360" w:lineRule="auto"/>
-      </w:pPr>
-      <w:r>
-        <w:t>а) система повинна забезпечувати можливість відновлення даних та фіксацію і «відкат» критичних операцій (зокрема змін балансу/ставок);</w:t>
-      </w:r>
-    </w:p>
-    <w:p>
-      <w:pPr>
-        <w:pStyle w:val="a0"/>
-        <w:spacing w:line="360" w:lineRule="auto"/>
-      </w:pPr>
-      <w:r>
-        <w:t>б) в системі має бути реалізована коректна обробка виняткових ситуацій (повідомлення користувачу, логування помилок).</w:t>
-      </w:r>
-    </w:p>
-    <w:p>
-      <w:pPr>
-        <w:pStyle w:val="a0"/>
-        <w:spacing w:line="360" w:lineRule="auto"/>
-      </w:pPr>
-      <w:r>
-        <w:t>Контроль вхідної і вихідної інформації:</w:t>
-      </w:r>
-    </w:p>
-    <w:p>
-      <w:pPr>
-        <w:pStyle w:val="a0"/>
-        <w:spacing w:line="360" w:lineRule="auto"/>
-      </w:pPr>
-      <w:r>
-        <w:t>Для контролю коректності вхідної інформації та захисту від помилок користувача:</w:t>
-      </w:r>
-    </w:p>
-    <w:p>
-      <w:pPr>
-        <w:pStyle w:val="a0"/>
-        <w:spacing w:line="360" w:lineRule="auto"/>
-      </w:pPr>
-      <w:r>
-        <w:t>− перевірка відповідності даних доменам інформаційних атрибутів (формат Email, мінімальна довжина пароля, допустимі значення ставки);</w:t>
-      </w:r>
-    </w:p>
-    <w:p>
-      <w:pPr>
-        <w:pStyle w:val="a0"/>
-        <w:spacing w:line="360" w:lineRule="auto"/>
-      </w:pPr>
-      <w:r>
-        <w:t>− валідація бізнес-правил (неможливо запустити гру без достатнього балансу; неможливо перевищити ліміти ставки);</w:t>
-      </w:r>
-    </w:p>
-    <w:p>
-      <w:pPr>
-        <w:pStyle w:val="a0"/>
-        <w:spacing w:line="360" w:lineRule="auto"/>
-      </w:pPr>
-      <w:r>
-        <w:t>− використання вибору зі списку для зв’язаних даних (категорії, статуси, ліміти);</w:t>
-      </w:r>
-    </w:p>
-    <w:p>
-      <w:pPr>
-        <w:pStyle w:val="a0"/>
-        <w:spacing w:line="360" w:lineRule="auto"/>
-      </w:pPr>
-      <w:r>
-        <w:t>− захист від випадкових/некоректних символів та дублювання дій (debounce/confirm для критичних операцій).</w:t>
-      </w:r>
-    </w:p>
-    <w:p>
-      <w:pPr>
-        <w:pStyle w:val="a0"/>
-        <w:spacing w:line="360" w:lineRule="auto"/>
-      </w:pPr>
-      <w:r>
-        <w:t>Вимоги до інформаційної і програмної сумісності:</w:t>
-      </w:r>
-    </w:p>
-    <w:p>
-      <w:pPr>
-        <w:pStyle w:val="a0"/>
-        <w:spacing w:line="360" w:lineRule="auto"/>
-      </w:pPr>
-      <w:r>
-        <w:br w:type="column"/>
-      </w:r>
-      <w:r>
-        <w:lastRenderedPageBreak/>
-        <w:t>Сумісність з сучасними браузерами: Opera, Chrome, Firefox, Edge тощо.</w:t>
-      </w:r>
-    </w:p>
-    <w:p>
-      <w:pPr>
-        <w:pStyle w:val="a0"/>
-        <w:spacing w:line="360" w:lineRule="auto"/>
-      </w:pPr>
-      <w:r>
-        <w:t>Підтримка роботи у мережі інтернет.</w:t>
-      </w:r>
-    </w:p>
-    <w:p>
-      <w:pPr>
-        <w:pStyle w:val="a0"/>
-        <w:spacing w:line="360" w:lineRule="auto"/>
-      </w:pPr>
-      <w:r>
-        <w:t>Вимоги до складу і параметрів технічних засобів:</w:t>
-      </w:r>
-    </w:p>
-    <w:p>
-      <w:pPr>
-        <w:pStyle w:val="a0"/>
-        <w:spacing w:line="360" w:lineRule="auto"/>
-      </w:pPr>
-      <w:r>
-        <w:t>Система повинна підтримувати та виконувати вимоги на комп’ютері з встановленим сучасним браузером.</w:t>
-      </w:r>
-    </w:p>
-    <w:p>
-      <w:pPr>
-        <w:pStyle w:val="a0"/>
-        <w:spacing w:line="360" w:lineRule="auto"/>
-      </w:pPr>
-      <w:r>
-        <w:t>Технології реалізації клієнтської частини:</w:t>
-      </w:r>
-    </w:p>
-    <w:p>
-      <w:pPr>
-        <w:pStyle w:val="a0"/>
-        <w:spacing w:line="360" w:lineRule="auto"/>
-      </w:pPr>
-      <w:r>
-        <w:t>-Vue.js</w:t>
-      </w:r>
-    </w:p>
-    <w:p>
-      <w:pPr>
-        <w:pStyle w:val="a0"/>
-        <w:spacing w:line="360" w:lineRule="auto"/>
-      </w:pPr>
-      <w:r>
-        <w:t>-Vite</w:t>
-      </w:r>
-    </w:p>
-    <w:p>
-      <w:pPr>
-        <w:pStyle w:val="a0"/>
-        <w:spacing w:line="360" w:lineRule="auto"/>
-      </w:pPr>
-      <w:r>
-        <w:t>Вимоги до програмної документації:</w:t>
-      </w:r>
-    </w:p>
-    <w:p>
-      <w:pPr>
-        <w:pStyle w:val="a0"/>
-        <w:spacing w:line="360" w:lineRule="auto"/>
-      </w:pPr>
-      <w:r>
-        <w:t>Програмна документація повинна включати наступні відомості:</w:t>
-      </w:r>
-    </w:p>
-    <w:p>
-      <w:pPr>
-        <w:pStyle w:val="a0"/>
+        <w:t>– загальний контроль працездатності даних та системи.</w:t>
+      </w:r>
+    </w:p>
+    <w:p>
+      <w:pPr>
+        <w:pStyle w:val="ListParagraph"/>
         <w:numPr>
-          <w:ilvl w:val="0"/>
-          <w:numId w:val="17"/>
+          <w:ilvl w:val="1"/>
+          <w:numId w:val="2"/>
         </w:numPr>
         <w:spacing w:line="360" w:lineRule="auto"/>
-      </w:pPr>
-      <w:r>
-        <w:t>Опис структури системи та основних модулів (UI, бізнес-логіка, робота з валютою, адміністрування).</w:t>
-      </w:r>
-    </w:p>
-    <w:p>
-      <w:pPr>
-        <w:pStyle w:val="a0"/>
+        <w:jc w:val="both"/>
+        <w:rPr>
+          <w:b/>
+          <w:bCs/>
+          <w:szCs w:val="28"/>
+          <w:lang w:val="uk-UA"/>
+        </w:rPr>
+      </w:pPr>
+      <w:r>
+        <w:rPr>
+          <w:b/>
+          <w:bCs/>
+          <w:szCs w:val="28"/>
+          <w:lang w:val="uk-UA"/>
+        </w:rPr>
+        <w:t>Аналіз існуючих аналогів програмного продукту</w:t>
+      </w:r>
+    </w:p>
+    <w:p>
+      <w:pPr>
+        <w:spacing w:line="360" w:lineRule="auto"/>
+        <w:jc w:val="both"/>
+        <w:rPr>
+          <w:b/>
+          <w:bCs/>
+          <w:szCs w:val="28"/>
+          <w:lang w:val="uk-UA"/>
+        </w:rPr>
+      </w:pPr>
+    </w:p>
+    <w:p>
+      <w:pPr>
+        <w:pStyle w:val="ListParagraph"/>
         <w:numPr>
-          <w:ilvl w:val="0"/>
-          <w:numId w:val="17"/>
+          <w:ilvl w:val="1"/>
+          <w:numId w:val="2"/>
         </w:numPr>
         <w:spacing w:line="360" w:lineRule="auto"/>
-      </w:pPr>
-      <w:r>
-        <w:t>Користувацька документація з описом основних функцій та використання системи (запуск гри, баланс, історія, статистика).</w:t>
-      </w:r>
-    </w:p>
-    <w:p>
-      <w:pPr>
-        <w:pStyle w:val="a0"/>
+        <w:jc w:val="both"/>
+        <w:rPr>
+          <w:b/>
+          <w:bCs/>
+          <w:szCs w:val="28"/>
+          <w:lang w:val="uk-UA"/>
+        </w:rPr>
+      </w:pPr>
+      <w:r>
+        <w:rPr>
+          <w:b/>
+          <w:bCs/>
+          <w:szCs w:val="28"/>
+          <w:lang w:val="uk-UA"/>
+        </w:rPr>
+        <w:t>Архітектура та укрупнена структура майбутнього програмного комплексу</w:t>
+      </w:r>
+    </w:p>
+    <w:p>
+      <w:pPr>
         <w:spacing w:line="360" w:lineRule="auto"/>
-      </w:pPr>
-      <w:r>
-        <w:t>Під час оформлення пояснювальної записки до курсової роботи дані відомості містяться в 1 та 2 розділах курсової роботи.</w:t>
+        <w:ind w:firstLine="420"/>
+        <w:jc w:val="both"/>
+        <w:rPr>
+          <w:szCs w:val="28"/>
+          <w:lang w:val="uk-UA"/>
+        </w:rPr>
+      </w:pPr>
+      <w:r>
+        <w:rPr>
+          <w:szCs w:val="28"/>
+          <w:lang w:val="uk-UA"/>
+        </w:rPr>
+        <w:t>Враховуючи вимоги до веборієнтованих систем, доцільно застосувати багаторівневу архітектуру, де розділено:</w:t>
+      </w:r>
+    </w:p>
+    <w:p>
+      <w:pPr>
+        <w:spacing w:line="360" w:lineRule="auto"/>
+        <w:ind w:firstLine="420"/>
+        <w:jc w:val="both"/>
+        <w:rPr>
+          <w:szCs w:val="28"/>
+          <w:lang w:val="uk-UA"/>
+        </w:rPr>
+      </w:pPr>
+      <w:r>
+        <w:rPr>
+          <w:szCs w:val="28"/>
+          <w:lang w:val="uk-UA"/>
+        </w:rPr>
+        <w:lastRenderedPageBreak/>
+        <w:t>– рівень представлення (UI, сторінки, компоненти);</w:t>
+      </w:r>
+    </w:p>
+    <w:p>
+      <w:pPr>
+        <w:spacing w:line="360" w:lineRule="auto"/>
+        <w:jc w:val="both"/>
+        <w:rPr>
+          <w:szCs w:val="28"/>
+          <w:lang w:val="uk-UA"/>
+        </w:rPr>
+      </w:pPr>
+      <w:r>
+        <w:rPr>
+          <w:szCs w:val="28"/>
+          <w:lang w:val="uk-UA"/>
+        </w:rPr>
+        <w:t>– рівень прикладної логіки (сервіси, правила доступу, обробка бізнес-операцій);</w:t>
+      </w:r>
+    </w:p>
+    <w:p>
+      <w:pPr>
+        <w:spacing w:line="360" w:lineRule="auto"/>
+        <w:jc w:val="both"/>
+        <w:rPr>
+          <w:szCs w:val="28"/>
+          <w:lang w:val="uk-UA"/>
+        </w:rPr>
+      </w:pPr>
+      <w:r>
+        <w:rPr>
+          <w:szCs w:val="28"/>
+          <w:lang w:val="uk-UA"/>
+        </w:rPr>
+        <w:t>– рівень доступу до даних (робота з базою даних через ORM/клієнт СКБД);</w:t>
+      </w:r>
+    </w:p>
+    <w:p>
+      <w:pPr>
+        <w:spacing w:line="360" w:lineRule="auto"/>
+        <w:jc w:val="both"/>
+        <w:rPr>
+          <w:szCs w:val="28"/>
+          <w:lang w:val="uk-UA"/>
+        </w:rPr>
+      </w:pPr>
+      <w:r>
+        <w:rPr>
+          <w:szCs w:val="28"/>
+          <w:lang w:val="uk-UA"/>
+        </w:rPr>
+        <w:t>– інфраструктурний рівень (авторизація, конфігурація, логування, тести).</w:t>
+      </w:r>
+    </w:p>
+    <w:p>
+      <w:pPr>
+        <w:spacing w:line="360" w:lineRule="auto"/>
+        <w:jc w:val="both"/>
+        <w:rPr>
+          <w:szCs w:val="28"/>
+          <w:lang w:val="uk-UA"/>
+        </w:rPr>
+      </w:pPr>
+      <w:r>
+        <w:rPr>
+          <w:szCs w:val="28"/>
+          <w:lang w:val="uk-UA"/>
+        </w:rPr>
+        <w:t>Укрупнена структура модулів вебзастосунку-афіші</w:t>
       </w:r>
     </w:p>
     <w:p>
@@ -5940,6 +6201,657 @@
         <w:ind w:firstLine="708"/>
         <w:jc w:val="both"/>
         <w:rPr>
+          <w:szCs w:val="28"/>
+          <w:lang w:val="uk-UA"/>
+        </w:rPr>
+      </w:pPr>
+      <w:r>
+        <w:rPr>
+          <w:szCs w:val="28"/>
+          <w:lang w:val="uk-UA"/>
+        </w:rPr>
+        <w:t>Публічний модуль (Public):</w:t>
+      </w:r>
+    </w:p>
+    <w:p>
+      <w:pPr>
+        <w:spacing w:line="360" w:lineRule="auto"/>
+        <w:ind w:firstLine="708"/>
+        <w:jc w:val="both"/>
+        <w:rPr>
+          <w:szCs w:val="28"/>
+          <w:lang w:val="uk-UA"/>
+        </w:rPr>
+      </w:pPr>
+      <w:r>
+        <w:rPr>
+          <w:szCs w:val="28"/>
+          <w:lang w:val="uk-UA"/>
+        </w:rPr>
+        <w:t>– Головна сторінка з підбірками/актуальними подіями.</w:t>
+      </w:r>
+    </w:p>
+    <w:p>
+      <w:pPr>
+        <w:spacing w:line="360" w:lineRule="auto"/>
+        <w:ind w:firstLine="708"/>
+        <w:jc w:val="both"/>
+        <w:rPr>
+          <w:szCs w:val="28"/>
+          <w:lang w:val="uk-UA"/>
+        </w:rPr>
+      </w:pPr>
+      <w:r>
+        <w:rPr>
+          <w:szCs w:val="28"/>
+          <w:lang w:val="uk-UA"/>
+        </w:rPr>
+        <w:t>– Каталог подій (список, пошук, фільтри).</w:t>
+      </w:r>
+    </w:p>
+    <w:p>
+      <w:pPr>
+        <w:spacing w:line="360" w:lineRule="auto"/>
+        <w:ind w:firstLine="708"/>
+        <w:jc w:val="both"/>
+        <w:rPr>
+          <w:szCs w:val="28"/>
+          <w:lang w:val="uk-UA"/>
+        </w:rPr>
+      </w:pPr>
+      <w:r>
+        <w:rPr>
+          <w:szCs w:val="28"/>
+          <w:lang w:val="uk-UA"/>
+        </w:rPr>
+        <w:t>– Сторінка події (деталі, локація, квитки, відгуки).</w:t>
+      </w:r>
+    </w:p>
+    <w:p>
+      <w:pPr>
+        <w:spacing w:line="360" w:lineRule="auto"/>
+        <w:ind w:firstLine="708"/>
+        <w:jc w:val="both"/>
+        <w:rPr>
+          <w:szCs w:val="28"/>
+          <w:lang w:val="uk-UA"/>
+        </w:rPr>
+      </w:pPr>
+      <w:r>
+        <w:rPr>
+          <w:szCs w:val="28"/>
+          <w:lang w:val="uk-UA"/>
+        </w:rPr>
+        <w:t>– Додаткові віджети: календар.</w:t>
+      </w:r>
+    </w:p>
+    <w:p>
+      <w:pPr>
+        <w:spacing w:line="360" w:lineRule="auto"/>
+        <w:ind w:firstLine="708"/>
+        <w:jc w:val="both"/>
+        <w:rPr>
+          <w:szCs w:val="28"/>
+          <w:lang w:val="uk-UA"/>
+        </w:rPr>
+      </w:pPr>
+      <w:r>
+        <w:rPr>
+          <w:szCs w:val="28"/>
+          <w:lang w:val="uk-UA"/>
+        </w:rPr>
+        <w:t>Модуль автентифікації та авторизації (Auth):</w:t>
+      </w:r>
+    </w:p>
+    <w:p>
+      <w:pPr>
+        <w:spacing w:line="360" w:lineRule="auto"/>
+        <w:ind w:firstLine="708"/>
+        <w:jc w:val="both"/>
+        <w:rPr>
+          <w:szCs w:val="28"/>
+          <w:lang w:val="uk-UA"/>
+        </w:rPr>
+      </w:pPr>
+      <w:r>
+        <w:rPr>
+          <w:szCs w:val="28"/>
+          <w:lang w:val="uk-UA"/>
+        </w:rPr>
+        <w:t>– Реєстрація, вхід, вихід.</w:t>
+      </w:r>
+    </w:p>
+    <w:p>
+      <w:pPr>
+        <w:spacing w:line="360" w:lineRule="auto"/>
+        <w:ind w:firstLine="708"/>
+        <w:jc w:val="both"/>
+        <w:rPr>
+          <w:szCs w:val="28"/>
+          <w:lang w:val="uk-UA"/>
+        </w:rPr>
+      </w:pPr>
+      <w:r>
+        <w:rPr>
+          <w:szCs w:val="28"/>
+          <w:lang w:val="uk-UA"/>
+        </w:rPr>
+        <w:t>– Підтримка сесії/токена.</w:t>
+      </w:r>
+    </w:p>
+    <w:p>
+      <w:pPr>
+        <w:spacing w:line="360" w:lineRule="auto"/>
+        <w:ind w:firstLine="708"/>
+        <w:jc w:val="both"/>
+        <w:rPr>
+          <w:szCs w:val="28"/>
+          <w:lang w:val="uk-UA"/>
+        </w:rPr>
+      </w:pPr>
+      <w:r>
+        <w:rPr>
+          <w:szCs w:val="28"/>
+          <w:lang w:val="uk-UA"/>
+        </w:rPr>
+        <w:t>– Розмежування доступу: користувач/організатор/адміністратор.</w:t>
+      </w:r>
+    </w:p>
+    <w:p>
+      <w:pPr>
+        <w:spacing w:line="360" w:lineRule="auto"/>
+        <w:ind w:firstLine="708"/>
+        <w:jc w:val="both"/>
+        <w:rPr>
+          <w:szCs w:val="28"/>
+          <w:lang w:val="uk-UA"/>
+        </w:rPr>
+      </w:pPr>
+      <w:r>
+        <w:rPr>
+          <w:szCs w:val="28"/>
+          <w:lang w:val="uk-UA"/>
+        </w:rPr>
+        <w:t>Кабінет користувача (Account):</w:t>
+      </w:r>
+    </w:p>
+    <w:p>
+      <w:pPr>
+        <w:spacing w:line="360" w:lineRule="auto"/>
+        <w:ind w:firstLine="708"/>
+        <w:jc w:val="both"/>
+        <w:rPr>
+          <w:szCs w:val="28"/>
+          <w:lang w:val="uk-UA"/>
+        </w:rPr>
+      </w:pPr>
+      <w:r>
+        <w:rPr>
+          <w:szCs w:val="28"/>
+          <w:lang w:val="uk-UA"/>
+        </w:rPr>
+        <w:t>– “Обране”.</w:t>
+      </w:r>
+    </w:p>
+    <w:p>
+      <w:pPr>
+        <w:spacing w:line="360" w:lineRule="auto"/>
+        <w:ind w:firstLine="708"/>
+        <w:jc w:val="both"/>
+        <w:rPr>
+          <w:szCs w:val="28"/>
+          <w:lang w:val="uk-UA"/>
+        </w:rPr>
+      </w:pPr>
+      <w:r>
+        <w:rPr>
+          <w:szCs w:val="28"/>
+          <w:lang w:val="uk-UA"/>
+        </w:rPr>
+        <w:t>– “Замовлення”.</w:t>
+      </w:r>
+    </w:p>
+    <w:p>
+      <w:pPr>
+        <w:spacing w:line="360" w:lineRule="auto"/>
+        <w:ind w:firstLine="708"/>
+        <w:jc w:val="both"/>
+        <w:rPr>
+          <w:szCs w:val="28"/>
+          <w:lang w:val="uk-UA"/>
+        </w:rPr>
+      </w:pPr>
+      <w:r>
+        <w:rPr>
+          <w:szCs w:val="28"/>
+          <w:lang w:val="uk-UA"/>
+        </w:rPr>
+        <w:t>Панель організатора (Panel):</w:t>
+      </w:r>
+    </w:p>
+    <w:p>
+      <w:pPr>
+        <w:spacing w:line="360" w:lineRule="auto"/>
+        <w:ind w:firstLine="708"/>
+        <w:jc w:val="both"/>
+        <w:rPr>
+          <w:szCs w:val="28"/>
+          <w:lang w:val="uk-UA"/>
+        </w:rPr>
+      </w:pPr>
+      <w:r>
+        <w:rPr>
+          <w:szCs w:val="28"/>
+          <w:lang w:val="uk-UA"/>
+        </w:rPr>
+        <w:t>– Список власних подій.</w:t>
+      </w:r>
+    </w:p>
+    <w:p>
+      <w:pPr>
+        <w:spacing w:line="360" w:lineRule="auto"/>
+        <w:ind w:firstLine="708"/>
+        <w:jc w:val="both"/>
+        <w:rPr>
+          <w:szCs w:val="28"/>
+          <w:lang w:val="uk-UA"/>
+        </w:rPr>
+      </w:pPr>
+      <w:r>
+        <w:rPr>
+          <w:szCs w:val="28"/>
+          <w:lang w:val="uk-UA"/>
+        </w:rPr>
+        <w:t>– Створення/редагування події.</w:t>
+      </w:r>
+    </w:p>
+    <w:p>
+      <w:pPr>
+        <w:spacing w:line="360" w:lineRule="auto"/>
+        <w:ind w:firstLine="708"/>
+        <w:jc w:val="both"/>
+        <w:rPr>
+          <w:szCs w:val="28"/>
+          <w:lang w:val="uk-UA"/>
+        </w:rPr>
+      </w:pPr>
+      <w:r>
+        <w:rPr>
+          <w:szCs w:val="28"/>
+          <w:lang w:val="uk-UA"/>
+        </w:rPr>
+        <w:t>– Керування квитками події.</w:t>
+      </w:r>
+    </w:p>
+    <w:p>
+      <w:pPr>
+        <w:spacing w:line="360" w:lineRule="auto"/>
+        <w:ind w:firstLine="708"/>
+        <w:jc w:val="both"/>
+        <w:rPr>
+          <w:szCs w:val="28"/>
+          <w:lang w:val="uk-UA"/>
+        </w:rPr>
+      </w:pPr>
+      <w:r>
+        <w:rPr>
+          <w:szCs w:val="28"/>
+          <w:lang w:val="uk-UA"/>
+        </w:rPr>
+        <w:t>– Статистичні показники.</w:t>
+      </w:r>
+    </w:p>
+    <w:p>
+      <w:pPr>
+        <w:spacing w:line="360" w:lineRule="auto"/>
+        <w:ind w:firstLine="708"/>
+        <w:jc w:val="both"/>
+        <w:rPr>
+          <w:szCs w:val="28"/>
+          <w:lang w:val="uk-UA"/>
+        </w:rPr>
+      </w:pPr>
+      <w:r>
+        <w:rPr>
+          <w:szCs w:val="28"/>
+          <w:lang w:val="uk-UA"/>
+        </w:rPr>
+        <w:t>Адміністративний модуль (Admin):</w:t>
+      </w:r>
+    </w:p>
+    <w:p>
+      <w:pPr>
+        <w:spacing w:line="360" w:lineRule="auto"/>
+        <w:ind w:firstLine="708"/>
+        <w:jc w:val="both"/>
+        <w:rPr>
+          <w:szCs w:val="28"/>
+          <w:lang w:val="uk-UA"/>
+        </w:rPr>
+      </w:pPr>
+      <w:r>
+        <w:rPr>
+          <w:szCs w:val="28"/>
+          <w:lang w:val="uk-UA"/>
+        </w:rPr>
+        <w:t>– Перегляд/керування користувачами (ролі).</w:t>
+      </w:r>
+    </w:p>
+    <w:p>
+      <w:pPr>
+        <w:spacing w:line="360" w:lineRule="auto"/>
+        <w:ind w:firstLine="708"/>
+        <w:jc w:val="both"/>
+        <w:rPr>
+          <w:szCs w:val="28"/>
+          <w:lang w:val="uk-UA"/>
+        </w:rPr>
+      </w:pPr>
+      <w:r>
+        <w:rPr>
+          <w:szCs w:val="28"/>
+          <w:lang w:val="uk-UA"/>
+        </w:rPr>
+        <w:t>– Перегляд відгуків/контенту.</w:t>
+      </w:r>
+    </w:p>
+    <w:p>
+      <w:pPr>
+        <w:spacing w:line="360" w:lineRule="auto"/>
+        <w:ind w:firstLine="708"/>
+        <w:jc w:val="both"/>
+        <w:rPr>
+          <w:szCs w:val="28"/>
+          <w:lang w:val="uk-UA"/>
+        </w:rPr>
+      </w:pPr>
+      <w:r>
+        <w:rPr>
+          <w:szCs w:val="28"/>
+          <w:lang w:val="uk-UA"/>
+        </w:rPr>
+        <w:t>Модуль даних та довідників:</w:t>
+      </w:r>
+    </w:p>
+    <w:p>
+      <w:pPr>
+        <w:spacing w:line="360" w:lineRule="auto"/>
+        <w:ind w:firstLine="708"/>
+        <w:jc w:val="both"/>
+        <w:rPr>
+          <w:szCs w:val="28"/>
+          <w:lang w:val="uk-UA"/>
+        </w:rPr>
+      </w:pPr>
+      <w:r>
+        <w:rPr>
+          <w:szCs w:val="28"/>
+          <w:lang w:val="uk-UA"/>
+        </w:rPr>
+        <w:t>– Локації.</w:t>
+      </w:r>
+    </w:p>
+    <w:p>
+      <w:pPr>
+        <w:spacing w:line="360" w:lineRule="auto"/>
+        <w:ind w:firstLine="708"/>
+        <w:jc w:val="both"/>
+        <w:rPr>
+          <w:szCs w:val="28"/>
+          <w:lang w:val="uk-UA"/>
+        </w:rPr>
+      </w:pPr>
+      <w:r>
+        <w:rPr>
+          <w:szCs w:val="28"/>
+          <w:lang w:val="uk-UA"/>
+        </w:rPr>
+        <w:t>– Категорії подій.</w:t>
+      </w:r>
+    </w:p>
+    <w:p>
+      <w:pPr>
+        <w:spacing w:line="360" w:lineRule="auto"/>
+        <w:ind w:firstLine="708"/>
+        <w:jc w:val="both"/>
+        <w:rPr>
+          <w:szCs w:val="28"/>
+          <w:lang w:val="uk-UA"/>
+        </w:rPr>
+      </w:pPr>
+      <w:r>
+        <w:rPr>
+          <w:szCs w:val="28"/>
+          <w:lang w:val="uk-UA"/>
+        </w:rPr>
+        <w:t>– Службові довідники (статуси, типи квитків).</w:t>
+      </w:r>
+    </w:p>
+    <w:p>
+      <w:pPr>
+        <w:spacing w:line="360" w:lineRule="auto"/>
+        <w:ind w:firstLine="708"/>
+        <w:jc w:val="both"/>
+        <w:rPr>
+          <w:szCs w:val="28"/>
+          <w:lang w:val="uk-UA"/>
+        </w:rPr>
+      </w:pPr>
+      <w:r>
+        <w:rPr>
+          <w:szCs w:val="28"/>
+          <w:lang w:val="uk-UA"/>
+        </w:rPr>
+        <w:t>Типові інформаційні потоки</w:t>
+      </w:r>
+    </w:p>
+    <w:p>
+      <w:pPr>
+        <w:spacing w:line="360" w:lineRule="auto"/>
+        <w:ind w:left="708"/>
+        <w:jc w:val="both"/>
+        <w:rPr>
+          <w:szCs w:val="28"/>
+          <w:lang w:val="uk-UA"/>
+        </w:rPr>
+      </w:pPr>
+      <w:r>
+        <w:rPr>
+          <w:szCs w:val="28"/>
+          <w:lang w:val="uk-UA"/>
+        </w:rPr>
+        <w:lastRenderedPageBreak/>
+        <w:t>– Організатор створює подію → дані зберігаються у БД → подія стає доступною в каталозі після публікації.</w:t>
+      </w:r>
+    </w:p>
+    <w:p>
+      <w:pPr>
+        <w:spacing w:line="360" w:lineRule="auto"/>
+        <w:ind w:left="708"/>
+        <w:jc w:val="both"/>
+        <w:rPr>
+          <w:szCs w:val="28"/>
+          <w:lang w:val="uk-UA"/>
+        </w:rPr>
+      </w:pPr>
+      <w:r>
+        <w:rPr>
+          <w:szCs w:val="28"/>
+          <w:lang w:val="uk-UA"/>
+        </w:rPr>
+        <w:t>– Користувач відкриває сторінку події → отримує дані з БД → додає в “обране” або оформлює замовлення.</w:t>
+      </w:r>
+    </w:p>
+    <w:p>
+      <w:pPr>
+        <w:spacing w:line="360" w:lineRule="auto"/>
+        <w:ind w:left="708"/>
+        <w:jc w:val="both"/>
+        <w:rPr>
+          <w:szCs w:val="28"/>
+          <w:lang w:val="uk-UA"/>
+        </w:rPr>
+      </w:pPr>
+      <w:r>
+        <w:rPr>
+          <w:szCs w:val="28"/>
+          <w:lang w:val="uk-UA"/>
+        </w:rPr>
+        <w:t>– Замовлення квитків → створення записів у БД → відображення в кабінеті користувача та у статистиці організатора.</w:t>
+      </w:r>
+    </w:p>
+    <w:p>
+      <w:pPr>
+        <w:spacing w:line="360" w:lineRule="auto"/>
+        <w:ind w:left="708"/>
+        <w:jc w:val="both"/>
+        <w:rPr>
+          <w:szCs w:val="28"/>
+          <w:lang w:val="uk-UA"/>
+        </w:rPr>
+      </w:pPr>
+      <w:r>
+        <w:rPr>
+          <w:szCs w:val="28"/>
+          <w:lang w:val="uk-UA"/>
+        </w:rPr>
+        <w:t>– Адміністратор переглядає користувачів/відгуки → виконує адміністративні дії відповідно до ролей.</w:t>
+      </w:r>
+    </w:p>
+    <w:p>
+      <w:pPr>
+        <w:spacing w:line="360" w:lineRule="auto"/>
+        <w:jc w:val="both"/>
+        <w:rPr>
+          <w:szCs w:val="28"/>
+          <w:lang w:val="uk-UA"/>
+        </w:rPr>
+      </w:pPr>
+      <w:r>
+        <w:rPr>
+          <w:szCs w:val="28"/>
+          <w:lang w:val="uk-UA"/>
+        </w:rPr>
+        <w:t>З погляду реалізації веборієнтованого застосунку, доречно використовувати модель клієнт–сервер:</w:t>
+      </w:r>
+    </w:p>
+    <w:p>
+      <w:pPr>
+        <w:spacing w:line="360" w:lineRule="auto"/>
+        <w:ind w:firstLine="708"/>
+        <w:jc w:val="both"/>
+        <w:rPr>
+          <w:szCs w:val="28"/>
+          <w:lang w:val="uk-UA"/>
+        </w:rPr>
+      </w:pPr>
+      <w:r>
+        <w:rPr>
+          <w:szCs w:val="28"/>
+          <w:lang w:val="uk-UA"/>
+        </w:rPr>
+        <w:t>– клієнтська частина відповідає за інтерфейс та взаємодію з користувачем;</w:t>
+      </w:r>
+    </w:p>
+    <w:p>
+      <w:pPr>
+        <w:spacing w:line="360" w:lineRule="auto"/>
+        <w:ind w:left="708"/>
+        <w:jc w:val="both"/>
+        <w:rPr>
+          <w:szCs w:val="28"/>
+          <w:lang w:val="uk-UA"/>
+        </w:rPr>
+      </w:pPr>
+      <w:r>
+        <w:rPr>
+          <w:szCs w:val="28"/>
+          <w:lang w:val="uk-UA"/>
+        </w:rPr>
+        <w:t>– серверна частина обробляє запити, перевіряє права доступу, виконує бізнес-операції та взаємодіє з базою даних.</w:t>
+      </w:r>
+    </w:p>
+    <w:p>
+      <w:pPr>
+        <w:spacing w:line="360" w:lineRule="auto"/>
+        <w:jc w:val="both"/>
+        <w:rPr>
+          <w:szCs w:val="28"/>
+          <w:lang w:val="uk-UA"/>
+        </w:rPr>
+      </w:pPr>
+      <w:r>
+        <w:rPr>
+          <w:szCs w:val="28"/>
+          <w:lang w:val="uk-UA"/>
+        </w:rPr>
+        <w:t>Окремо важливо передбачити:</w:t>
+      </w:r>
+    </w:p>
+    <w:p>
+      <w:pPr>
+        <w:spacing w:line="360" w:lineRule="auto"/>
+        <w:ind w:firstLine="708"/>
+        <w:jc w:val="both"/>
+        <w:rPr>
+          <w:szCs w:val="28"/>
+          <w:lang w:val="uk-UA"/>
+        </w:rPr>
+      </w:pPr>
+      <w:r>
+        <w:rPr>
+          <w:szCs w:val="28"/>
+          <w:lang w:val="uk-UA"/>
+        </w:rPr>
+        <w:t>– механізм перевірки доступу до сторінок;</w:t>
+      </w:r>
+    </w:p>
+    <w:p>
+      <w:pPr>
+        <w:spacing w:line="360" w:lineRule="auto"/>
+        <w:ind w:left="708"/>
+        <w:jc w:val="both"/>
+        <w:rPr>
+          <w:szCs w:val="28"/>
+          <w:lang w:val="uk-UA"/>
+        </w:rPr>
+      </w:pPr>
+      <w:r>
+        <w:rPr>
+          <w:szCs w:val="28"/>
+          <w:lang w:val="uk-UA"/>
+        </w:rPr>
+        <w:t>–єдині сервіси для повторюваної логіки;</w:t>
+      </w:r>
+    </w:p>
+    <w:p>
+      <w:pPr>
+        <w:spacing w:line="360" w:lineRule="auto"/>
+        <w:ind w:firstLine="708"/>
+        <w:jc w:val="both"/>
+        <w:rPr>
+          <w:szCs w:val="28"/>
+          <w:lang w:val="uk-UA"/>
+        </w:rPr>
+      </w:pPr>
+      <w:r>
+        <w:rPr>
+          <w:szCs w:val="28"/>
+          <w:lang w:val="uk-UA"/>
+        </w:rPr>
+        <w:t>– тестове покриття базових сценаріїв</w:t>
+      </w:r>
+    </w:p>
+    <w:p>
+      <w:pPr>
+        <w:pStyle w:val="ListParagraph"/>
+        <w:numPr>
+          <w:ilvl w:val="1"/>
+          <w:numId w:val="2"/>
+        </w:numPr>
+        <w:spacing w:line="360" w:lineRule="auto"/>
+        <w:jc w:val="both"/>
+        <w:rPr>
           <w:b/>
           <w:bCs/>
           <w:szCs w:val="28"/>
@@ -5953,42 +6865,60 @@
           <w:szCs w:val="28"/>
           <w:lang w:val="uk-UA"/>
         </w:rPr>
-        <w:t>1.</w:t>
-      </w:r>
-      <w:r>
-        <w:rPr>
-          <w:b/>
-          <w:bCs/>
-          <w:szCs w:val="28"/>
-          <w:lang w:val="uk-UA"/>
-        </w:rPr>
-        <w:t>2</w:t>
-      </w:r>
-      <w:r>
-        <w:rPr>
-          <w:b/>
-          <w:bCs/>
-          <w:szCs w:val="28"/>
-          <w:lang w:val="uk-UA"/>
-        </w:rPr>
-        <w:t xml:space="preserve"> Обґрунтування вибору засобів моделювання</w:t>
+        <w:t>Інструментальні засоби реалізації програмного продукту та вимоги до апаратних засобів</w:t>
       </w:r>
     </w:p>
     <w:p>
       <w:pPr>
         <w:spacing w:line="360" w:lineRule="auto"/>
-        <w:jc w:val="both"/>
-        <w:rPr>
-          <w:szCs w:val="28"/>
-          <w:lang w:val="uk-UA"/>
-        </w:rPr>
-      </w:pPr>
-      <w:r>
-        <w:rPr>
-          <w:szCs w:val="28"/>
-          <w:lang w:val="uk-UA"/>
-        </w:rPr>
-        <w:t>Для створення моделі майбутнього програмного продукту та візуалізації його архітектури було проведено порівняльний аналіз сучасних засобів UML-моделювання. Мета аналізу – визначити оптимальний інструмент, який дозволить ефективно створювати діаграми, інтегруючись у процес розробки та забезпечуючи швидкість внесення змін. Для порівняння обрано два підходи: візуальне моделювання (Draw.io) та текстовий опис діаграм (PlantUML).</w:t>
+        <w:ind w:firstLine="420"/>
+        <w:jc w:val="both"/>
+        <w:rPr>
+          <w:szCs w:val="28"/>
+          <w:lang w:val="uk-UA"/>
+        </w:rPr>
+      </w:pPr>
+      <w:r>
+        <w:rPr>
+          <w:szCs w:val="28"/>
+          <w:lang w:val="uk-UA"/>
+        </w:rPr>
+        <w:t>Вибір інструментальних засобів зумовлений потребою швидкої розробки, підтримки сучасного UI, надійної роботи з базою даних, типобезпечності та наявності інструментів тестування.</w:t>
+      </w:r>
+    </w:p>
+    <w:p>
+      <w:pPr>
+        <w:spacing w:line="360" w:lineRule="auto"/>
+        <w:jc w:val="both"/>
+        <w:rPr>
+          <w:szCs w:val="28"/>
+          <w:lang w:val="uk-UA"/>
+        </w:rPr>
+      </w:pPr>
+      <w:r>
+        <w:rPr>
+          <w:szCs w:val="28"/>
+          <w:lang w:val="uk-UA"/>
+        </w:rPr>
+        <w:t>Основні технології веброзробки</w:t>
+      </w:r>
+    </w:p>
+    <w:p>
+      <w:pPr>
+        <w:spacing w:line="360" w:lineRule="auto"/>
+        <w:ind w:left="708"/>
+        <w:jc w:val="both"/>
+        <w:rPr>
+          <w:szCs w:val="28"/>
+          <w:lang w:val="uk-UA"/>
+        </w:rPr>
+      </w:pPr>
+      <w:r>
+        <w:rPr>
+          <w:szCs w:val="28"/>
+          <w:lang w:val="uk-UA"/>
+        </w:rPr>
+        <w:t>– Next.js як основа вебзастосунку, що надає зручну маршрутизацію, підтримку серверної логіки та оптимізації.</w:t>
       </w:r>
     </w:p>
     <w:p>
@@ -6006,7 +6936,114 @@
           <w:szCs w:val="28"/>
           <w:lang w:val="uk-UA"/>
         </w:rPr>
-        <w:t>1. Draw.io – популярний веб-застосунок для створення графічних діаграм за допомогою візуального редактора (drag-and-drop).</w:t>
+        <w:t>– React для побудови компонентного інтерфейсу.</w:t>
+      </w:r>
+    </w:p>
+    <w:p>
+      <w:pPr>
+        <w:spacing w:line="360" w:lineRule="auto"/>
+        <w:ind w:left="708"/>
+        <w:jc w:val="both"/>
+        <w:rPr>
+          <w:szCs w:val="28"/>
+          <w:lang w:val="uk-UA"/>
+        </w:rPr>
+      </w:pPr>
+      <w:r>
+        <w:rPr>
+          <w:szCs w:val="28"/>
+          <w:lang w:val="uk-UA"/>
+        </w:rPr>
+        <w:t>– TypeScript у строгому режимі для підвищення якості коду, зменшення кількості помилок та полегшення супроводу.</w:t>
+      </w:r>
+    </w:p>
+    <w:p>
+      <w:pPr>
+        <w:spacing w:line="360" w:lineRule="auto"/>
+        <w:ind w:left="708"/>
+        <w:jc w:val="both"/>
+        <w:rPr>
+          <w:szCs w:val="28"/>
+          <w:lang w:val="uk-UA"/>
+        </w:rPr>
+      </w:pPr>
+      <w:r>
+        <w:rPr>
+          <w:szCs w:val="28"/>
+          <w:lang w:val="uk-UA"/>
+        </w:rPr>
+        <w:t>– CSS/utility-first підхід для швидкої стилізації та підтримки адаптивності інтерфейсу.</w:t>
+      </w:r>
+    </w:p>
+    <w:p>
+      <w:pPr>
+        <w:spacing w:line="360" w:lineRule="auto"/>
+        <w:jc w:val="both"/>
+        <w:rPr>
+          <w:szCs w:val="28"/>
+          <w:lang w:val="uk-UA"/>
+        </w:rPr>
+      </w:pPr>
+      <w:r>
+        <w:rPr>
+          <w:szCs w:val="28"/>
+          <w:lang w:val="uk-UA"/>
+        </w:rPr>
+        <w:lastRenderedPageBreak/>
+        <w:t>Робота з даними та СКБД</w:t>
+      </w:r>
+    </w:p>
+    <w:p>
+      <w:pPr>
+        <w:spacing w:line="360" w:lineRule="auto"/>
+        <w:ind w:left="708"/>
+        <w:jc w:val="both"/>
+        <w:rPr>
+          <w:szCs w:val="28"/>
+          <w:lang w:val="uk-UA"/>
+        </w:rPr>
+      </w:pPr>
+      <w:r>
+        <w:rPr>
+          <w:szCs w:val="28"/>
+          <w:lang w:val="uk-UA"/>
+        </w:rPr>
+        <w:t>– PostgreSQL як реляційна СКБД, придатна для зберігання взаємопов’язаних даних: користувачі, події, локації, квитки, замовлення, відгуки.</w:t>
+      </w:r>
+    </w:p>
+    <w:p>
+      <w:pPr>
+        <w:spacing w:line="360" w:lineRule="auto"/>
+        <w:ind w:left="708"/>
+        <w:jc w:val="both"/>
+        <w:rPr>
+          <w:szCs w:val="28"/>
+          <w:lang w:val="uk-UA"/>
+        </w:rPr>
+      </w:pPr>
+      <w:r>
+        <w:rPr>
+          <w:szCs w:val="28"/>
+          <w:lang w:val="uk-UA"/>
+        </w:rPr>
+        <w:t>– Prisma як ORM/інструмент доступу до даних, що спрощує роботу з моделями, міграціями та типізацією запитів.</w:t>
+      </w:r>
+    </w:p>
+    <w:p>
+      <w:pPr>
+        <w:spacing w:line="360" w:lineRule="auto"/>
+        <w:jc w:val="both"/>
+        <w:rPr>
+          <w:szCs w:val="28"/>
+          <w:lang w:val="uk-UA"/>
+        </w:rPr>
+      </w:pPr>
+      <w:r>
+        <w:rPr>
+          <w:szCs w:val="28"/>
+          <w:lang w:val="uk-UA"/>
+        </w:rPr>
+        <w:t>Автентифікація та контроль доступу</w:t>
       </w:r>
     </w:p>
     <w:p>
@@ -6024,83 +7061,7 @@
           <w:szCs w:val="28"/>
           <w:lang w:val="uk-UA"/>
         </w:rPr>
-        <w:t>Переваги:</w:t>
-      </w:r>
-    </w:p>
-    <w:p>
-      <w:pPr>
-        <w:spacing w:line="360" w:lineRule="auto"/>
-        <w:ind w:left="1416"/>
-        <w:jc w:val="both"/>
-        <w:rPr>
-          <w:szCs w:val="28"/>
-          <w:lang w:val="uk-UA"/>
-        </w:rPr>
-      </w:pPr>
-      <w:r>
-        <w:rPr>
-          <w:szCs w:val="28"/>
-          <w:lang w:val="uk-UA"/>
-        </w:rPr>
-        <w:lastRenderedPageBreak/>
-        <w:t>-</w:t>
-      </w:r>
-      <w:r>
-        <w:rPr>
-          <w:szCs w:val="28"/>
-          <w:lang w:val="uk-UA"/>
-        </w:rPr>
-        <w:t>Інтуїтивно зрозумілий графічний інтерфейс, що не вимагає вивчення синтаксису.</w:t>
-      </w:r>
-    </w:p>
-    <w:p>
-      <w:pPr>
-        <w:spacing w:line="360" w:lineRule="auto"/>
-        <w:ind w:left="1416"/>
-        <w:jc w:val="both"/>
-        <w:rPr>
-          <w:szCs w:val="28"/>
-          <w:lang w:val="uk-UA"/>
-        </w:rPr>
-      </w:pPr>
-      <w:r>
-        <w:rPr>
-          <w:szCs w:val="28"/>
-          <w:lang w:val="uk-UA"/>
-        </w:rPr>
-        <w:t>-</w:t>
-      </w:r>
-      <w:r>
-        <w:rPr>
-          <w:szCs w:val="28"/>
-          <w:lang w:val="uk-UA"/>
-        </w:rPr>
-        <w:t>Працює в браузері без необхідності встановлення, має безкоштовну версію.</w:t>
-      </w:r>
-    </w:p>
-    <w:p>
-      <w:pPr>
-        <w:spacing w:line="360" w:lineRule="auto"/>
-        <w:ind w:left="1416"/>
-        <w:jc w:val="both"/>
-        <w:rPr>
-          <w:szCs w:val="28"/>
-          <w:lang w:val="uk-UA"/>
-        </w:rPr>
-      </w:pPr>
-      <w:r>
-        <w:rPr>
-          <w:szCs w:val="28"/>
-          <w:lang w:val="uk-UA"/>
-        </w:rPr>
-        <w:t>-</w:t>
-      </w:r>
-      <w:r>
-        <w:rPr>
-          <w:szCs w:val="28"/>
-          <w:lang w:val="uk-UA"/>
-        </w:rPr>
-        <w:t>Дозволяє вручну налаштовувати розташування кожного елемента, кольори та стилі.</w:t>
+        <w:t>– реалізація механізму автентифікації на основі сесій/токенів;</w:t>
       </w:r>
     </w:p>
     <w:p>
@@ -6118,82 +7079,24 @@
           <w:szCs w:val="28"/>
           <w:lang w:val="uk-UA"/>
         </w:rPr>
-        <w:t>Недоліки:</w:t>
+        <w:t>– централізована перевірка ролей для сторінок і серверних операцій.</w:t>
       </w:r>
     </w:p>
     <w:p>
       <w:pPr>
         <w:spacing w:line="360" w:lineRule="auto"/>
-        <w:ind w:left="1416"/>
-        <w:jc w:val="both"/>
-        <w:rPr>
-          <w:szCs w:val="28"/>
-          <w:lang w:val="uk-UA"/>
-        </w:rPr>
-      </w:pPr>
-      <w:r>
-        <w:rPr>
-          <w:szCs w:val="28"/>
-          <w:lang w:val="uk-UA"/>
-        </w:rPr>
-        <w:t>-</w:t>
-      </w:r>
-      <w:r>
-        <w:rPr>
-          <w:szCs w:val="28"/>
-          <w:lang w:val="uk-UA"/>
-        </w:rPr>
-        <w:t>Внесення змін у структуру часто вимагає ручного переміщення багатьох елементів.</w:t>
-      </w:r>
-    </w:p>
-    <w:p>
-      <w:pPr>
-        <w:spacing w:line="360" w:lineRule="auto"/>
-        <w:ind w:left="1416"/>
-        <w:jc w:val="both"/>
-        <w:rPr>
-          <w:szCs w:val="28"/>
-          <w:lang w:val="uk-UA"/>
-        </w:rPr>
-      </w:pPr>
-      <w:r>
-        <w:rPr>
-          <w:szCs w:val="28"/>
-          <w:lang w:val="uk-UA"/>
-        </w:rPr>
-        <w:t>-</w:t>
-      </w:r>
-      <w:r>
-        <w:rPr>
-          <w:szCs w:val="28"/>
-          <w:lang w:val="uk-UA"/>
-        </w:rPr>
-        <w:t>Файли діаграм зазвичай зберігаються у форматах (XML, binary), які складно відстежувати через системи контролю версій (Git).</w:t>
-      </w:r>
-    </w:p>
-    <w:p>
-      <w:pPr>
-        <w:spacing w:line="360" w:lineRule="auto"/>
-        <w:ind w:left="1416"/>
-        <w:jc w:val="both"/>
-        <w:rPr>
-          <w:szCs w:val="28"/>
-          <w:lang w:val="uk-UA"/>
-        </w:rPr>
-      </w:pPr>
-      <w:r>
-        <w:rPr>
-          <w:szCs w:val="28"/>
-          <w:lang w:val="uk-UA"/>
-        </w:rPr>
-        <w:t>-</w:t>
-      </w:r>
-      <w:r>
-        <w:rPr>
-          <w:szCs w:val="28"/>
-          <w:lang w:val="uk-UA"/>
-        </w:rPr>
-        <w:t>Побудова діаграми повністю покладається на ручну роботу користувача, що ускладнює масштабування діаграм при рості системи.</w:t>
+        <w:jc w:val="both"/>
+        <w:rPr>
+          <w:szCs w:val="28"/>
+          <w:lang w:val="uk-UA"/>
+        </w:rPr>
+      </w:pPr>
+      <w:r>
+        <w:rPr>
+          <w:szCs w:val="28"/>
+          <w:lang w:val="uk-UA"/>
+        </w:rPr>
+        <w:t>Тестування та контроль якості</w:t>
       </w:r>
     </w:p>
     <w:p>
@@ -6211,7 +7114,7 @@
           <w:szCs w:val="28"/>
           <w:lang w:val="uk-UA"/>
         </w:rPr>
-        <w:t>2. PlantUML – інструмент з відкритим вихідним кодом, який дозволяє створювати діаграми на основі простого текстового опису. Використовує підхід «Diagrams as Code» (діаграми як код).</w:t>
+        <w:t>– Vitest як тестовий раннер.</w:t>
       </w:r>
     </w:p>
     <w:p>
@@ -6229,107 +7132,7 @@
           <w:szCs w:val="28"/>
           <w:lang w:val="uk-UA"/>
         </w:rPr>
-        <w:t>Переваги:</w:t>
-      </w:r>
-    </w:p>
-    <w:p>
-      <w:pPr>
-        <w:spacing w:line="360" w:lineRule="auto"/>
-        <w:ind w:left="1416"/>
-        <w:jc w:val="both"/>
-        <w:rPr>
-          <w:szCs w:val="28"/>
-          <w:lang w:val="uk-UA"/>
-        </w:rPr>
-      </w:pPr>
-      <w:r>
-        <w:rPr>
-          <w:szCs w:val="28"/>
-          <w:lang w:val="uk-UA"/>
-        </w:rPr>
-        <w:t>-</w:t>
-      </w:r>
-      <w:r>
-        <w:rPr>
-          <w:szCs w:val="28"/>
-          <w:lang w:val="uk-UA"/>
-        </w:rPr>
-        <w:t>Користувач описує логіку, а інструмент сам формує графічне відображення, що економить час на вирівнювання блоків.</w:t>
-      </w:r>
-    </w:p>
-    <w:p>
-      <w:pPr>
-        <w:spacing w:line="360" w:lineRule="auto"/>
-        <w:ind w:left="1416"/>
-        <w:jc w:val="both"/>
-        <w:rPr>
-          <w:szCs w:val="28"/>
-          <w:lang w:val="uk-UA"/>
-        </w:rPr>
-      </w:pPr>
-      <w:r>
-        <w:rPr>
-          <w:szCs w:val="28"/>
-          <w:lang w:val="uk-UA"/>
-        </w:rPr>
-        <w:t>-</w:t>
-      </w:r>
-      <w:r>
-        <w:rPr>
-          <w:szCs w:val="28"/>
-          <w:lang w:val="uk-UA"/>
-        </w:rPr>
-        <w:t>Внесення змін та масштабування діаграм відбувається шляхом редагування тексту, що швидше за ручне перемальовування.</w:t>
-      </w:r>
-    </w:p>
-    <w:p>
-      <w:pPr>
-        <w:spacing w:line="360" w:lineRule="auto"/>
-        <w:ind w:left="1416"/>
-        <w:jc w:val="both"/>
-        <w:rPr>
-          <w:szCs w:val="28"/>
-          <w:lang w:val="uk-UA"/>
-        </w:rPr>
-      </w:pPr>
-      <w:r>
-        <w:rPr>
-          <w:szCs w:val="28"/>
-          <w:lang w:val="uk-UA"/>
-        </w:rPr>
-        <w:t>-</w:t>
-      </w:r>
-      <w:r>
-        <w:rPr>
-          <w:szCs w:val="28"/>
-          <w:lang w:val="uk-UA"/>
-        </w:rPr>
-        <w:t>Легко інтегрується з Visual Studio Code та іншими середовищами розробки, дозволяючи переглядати результат у реальному часі.</w:t>
-      </w:r>
-    </w:p>
-    <w:p>
-      <w:pPr>
-        <w:spacing w:line="360" w:lineRule="auto"/>
-        <w:ind w:left="1416"/>
-        <w:jc w:val="both"/>
-        <w:rPr>
-          <w:szCs w:val="28"/>
-          <w:lang w:val="uk-UA"/>
-        </w:rPr>
-      </w:pPr>
-      <w:r>
-        <w:rPr>
-          <w:szCs w:val="28"/>
-          <w:lang w:val="uk-UA"/>
-        </w:rPr>
-        <w:t>-</w:t>
-      </w:r>
-      <w:r>
-        <w:rPr>
-          <w:szCs w:val="28"/>
-          <w:lang w:val="uk-UA"/>
-        </w:rPr>
-        <w:t>Оскільки діаграми є звичайним текстом, їх зручно зберігати в Git та відстежувати історію змін.</w:t>
+        <w:t>– React Testing Library для тестів UI-компонентів та сторінок.</w:t>
       </w:r>
     </w:p>
     <w:p>
@@ -6347,57 +7150,52 @@
           <w:szCs w:val="28"/>
           <w:lang w:val="uk-UA"/>
         </w:rPr>
-        <w:t>Недоліки:</w:t>
+        <w:t>– Покриття коду як індикатор якості (coverage).</w:t>
       </w:r>
     </w:p>
     <w:p>
       <w:pPr>
         <w:spacing w:line="360" w:lineRule="auto"/>
-        <w:ind w:left="708" w:firstLine="708"/>
-        <w:jc w:val="both"/>
-        <w:rPr>
-          <w:szCs w:val="28"/>
-          <w:lang w:val="uk-UA"/>
-        </w:rPr>
-      </w:pPr>
-      <w:r>
-        <w:rPr>
-          <w:szCs w:val="28"/>
-          <w:lang w:val="uk-UA"/>
-        </w:rPr>
-        <w:t>-</w:t>
-      </w:r>
-      <w:r>
-        <w:rPr>
-          <w:szCs w:val="28"/>
-          <w:lang w:val="uk-UA"/>
-        </w:rPr>
-        <w:t>Необхідність вивчення синтаксису PlantUML.</w:t>
+        <w:ind w:left="708"/>
+        <w:jc w:val="both"/>
+        <w:rPr>
+          <w:szCs w:val="28"/>
+          <w:lang w:val="uk-UA"/>
+        </w:rPr>
+      </w:pPr>
+      <w:r>
+        <w:rPr>
+          <w:szCs w:val="28"/>
+          <w:lang w:val="uk-UA"/>
+        </w:rPr>
+        <w:t>– ESLint (та за потреби інші інструменти) для статичного аналізу та контролю стилю.</w:t>
       </w:r>
     </w:p>
     <w:p>
       <w:pPr>
         <w:spacing w:line="360" w:lineRule="auto"/>
-        <w:ind w:left="1416"/>
-        <w:jc w:val="both"/>
-        <w:rPr>
-          <w:szCs w:val="28"/>
-          <w:lang w:val="uk-UA"/>
-        </w:rPr>
-      </w:pPr>
-      <w:r>
-        <w:rPr>
-          <w:szCs w:val="28"/>
-          <w:lang w:val="uk-UA"/>
-        </w:rPr>
-        <w:t>-</w:t>
-      </w:r>
-      <w:r>
-        <w:rPr>
-          <w:szCs w:val="28"/>
-          <w:lang w:val="uk-UA"/>
-        </w:rPr>
-        <w:t>Менше можливостей для точного “піксельного” позиціювання елементів порівняно з графічними редакторами.</w:t>
+        <w:jc w:val="both"/>
+        <w:rPr>
+          <w:szCs w:val="28"/>
+          <w:lang w:val="uk-UA"/>
+        </w:rPr>
+      </w:pPr>
+    </w:p>
+    <w:p>
+      <w:pPr>
+        <w:spacing w:line="360" w:lineRule="auto"/>
+        <w:jc w:val="both"/>
+        <w:rPr>
+          <w:szCs w:val="28"/>
+          <w:lang w:val="uk-UA"/>
+        </w:rPr>
+      </w:pPr>
+      <w:r>
+        <w:rPr>
+          <w:szCs w:val="28"/>
+          <w:lang w:val="uk-UA"/>
+        </w:rPr>
+        <w:t>Засоби розробки та розгортання</w:t>
       </w:r>
     </w:p>
     <w:p>
@@ -6415,8 +7213,60 @@
           <w:szCs w:val="28"/>
           <w:lang w:val="uk-UA"/>
         </w:rPr>
-        <w:lastRenderedPageBreak/>
-        <w:t>На основі проведеного аналізу, як засіб моделювання для виконання курсової роботи було обрано PlantUML.</w:t>
+        <w:t>– Node.js та пакетний менеджер npm.</w:t>
+      </w:r>
+    </w:p>
+    <w:p>
+      <w:pPr>
+        <w:spacing w:line="360" w:lineRule="auto"/>
+        <w:ind w:left="708"/>
+        <w:jc w:val="both"/>
+        <w:rPr>
+          <w:szCs w:val="28"/>
+          <w:lang w:val="uk-UA"/>
+        </w:rPr>
+      </w:pPr>
+      <w:r>
+        <w:rPr>
+          <w:szCs w:val="28"/>
+          <w:lang w:val="uk-UA"/>
+        </w:rPr>
+        <w:t>– Git як система контролю версій, репозиторій на GitHub для збереження історії змін та командної/індивідуальної роботи.</w:t>
+      </w:r>
+    </w:p>
+    <w:p>
+      <w:pPr>
+        <w:spacing w:line="360" w:lineRule="auto"/>
+        <w:ind w:left="708"/>
+        <w:jc w:val="both"/>
+        <w:rPr>
+          <w:szCs w:val="28"/>
+          <w:lang w:val="uk-UA"/>
+        </w:rPr>
+      </w:pPr>
+      <w:r>
+        <w:rPr>
+          <w:szCs w:val="28"/>
+          <w:lang w:val="uk-UA"/>
+        </w:rPr>
+        <w:t>– Платформа розгортання: можливе розміщення вебзастосунку на хмарних сервісах. СКБД може розміщуватись на сервері або у хмарі.</w:t>
+      </w:r>
+    </w:p>
+    <w:p>
+      <w:pPr>
+        <w:spacing w:line="360" w:lineRule="auto"/>
+        <w:jc w:val="both"/>
+        <w:rPr>
+          <w:szCs w:val="28"/>
+          <w:lang w:val="uk-UA"/>
+        </w:rPr>
+      </w:pPr>
+      <w:r>
+        <w:rPr>
+          <w:szCs w:val="28"/>
+          <w:lang w:val="uk-UA"/>
+        </w:rPr>
+        <w:t>Вимоги до апаратних засобів</w:t>
       </w:r>
     </w:p>
     <w:p>
@@ -6434,82 +7284,227 @@
           <w:szCs w:val="28"/>
           <w:lang w:val="uk-UA"/>
         </w:rPr>
-        <w:t>Основними причинами цього вибору є:</w:t>
+        <w:t>Вимоги до робочого місця розробника (мінімальні рекомендовані)</w:t>
       </w:r>
     </w:p>
     <w:p>
       <w:pPr>
         <w:spacing w:line="360" w:lineRule="auto"/>
-        <w:ind w:left="1416"/>
-        <w:jc w:val="both"/>
-        <w:rPr>
-          <w:szCs w:val="28"/>
-          <w:lang w:val="uk-UA"/>
-        </w:rPr>
-      </w:pPr>
-      <w:r>
-        <w:rPr>
-          <w:szCs w:val="28"/>
-          <w:lang w:val="uk-UA"/>
-        </w:rPr>
-        <w:t>1.</w:t>
-      </w:r>
-      <w:r>
-        <w:rPr>
-          <w:szCs w:val="28"/>
-          <w:lang w:val="uk-UA"/>
-        </w:rPr>
-        <w:t>Швидкість розробки: можливість швидко описувати структуру класів та логіку взаємодії без відволікання на візуальне вирівнювання компонентів.</w:t>
+        <w:ind w:firstLine="708"/>
+        <w:jc w:val="both"/>
+        <w:rPr>
+          <w:szCs w:val="28"/>
+          <w:lang w:val="uk-UA"/>
+        </w:rPr>
+      </w:pPr>
+      <w:r>
+        <w:rPr>
+          <w:szCs w:val="28"/>
+          <w:lang w:val="uk-UA"/>
+        </w:rPr>
+        <w:t>– Процесор: 2–4 ядра (або вище).</w:t>
       </w:r>
     </w:p>
     <w:p>
       <w:pPr>
         <w:spacing w:line="360" w:lineRule="auto"/>
-        <w:ind w:left="1416"/>
-        <w:jc w:val="both"/>
-        <w:rPr>
-          <w:szCs w:val="28"/>
-          <w:lang w:val="uk-UA"/>
-        </w:rPr>
-      </w:pPr>
-      <w:r>
-        <w:rPr>
-          <w:szCs w:val="28"/>
-          <w:lang w:val="uk-UA"/>
-        </w:rPr>
-        <w:t>2.</w:t>
-      </w:r>
-      <w:r>
-        <w:rPr>
-          <w:szCs w:val="28"/>
-          <w:lang w:val="uk-UA"/>
-        </w:rPr>
-        <w:t>Інтеграція в процес розробки: оскільки реалізація проєкту планується з використанням Vue + Vite, PlantUML дозволяє зберігати діаграми поряд із вихідним кодом та редагувати їх у тому ж середовищі (VS Code).</w:t>
+        <w:ind w:left="708"/>
+        <w:jc w:val="both"/>
+        <w:rPr>
+          <w:szCs w:val="28"/>
+          <w:lang w:val="uk-UA"/>
+        </w:rPr>
+      </w:pPr>
+      <w:r>
+        <w:rPr>
+          <w:szCs w:val="28"/>
+          <w:lang w:val="uk-UA"/>
+        </w:rPr>
+        <w:t>– Оперативна пам’ять: від 8 ГБ (рекомендовано 16 ГБ для комфортної роботи IDE та тестів).</w:t>
       </w:r>
     </w:p>
     <w:p>
       <w:pPr>
         <w:spacing w:line="360" w:lineRule="auto"/>
-        <w:ind w:left="1416"/>
-        <w:jc w:val="both"/>
-        <w:rPr>
-          <w:szCs w:val="28"/>
-          <w:lang w:val="uk-UA"/>
-        </w:rPr>
-      </w:pPr>
-      <w:r>
-        <w:rPr>
-          <w:szCs w:val="28"/>
-          <w:lang w:val="uk-UA"/>
-        </w:rPr>
-        <w:t>3.</w:t>
-      </w:r>
-      <w:r>
-        <w:rPr>
-          <w:szCs w:val="28"/>
-          <w:lang w:val="uk-UA"/>
-        </w:rPr>
-        <w:t>Стандартизація: автоматична генерація забезпечує єдиний строгий стиль для всіх діаграм (Use Case, Activity, Class, Sequence, Component), що підвищує якість оформлення документації та спрощує підтримку моделі при розвитку системи.</w:t>
+        <w:ind w:firstLine="708"/>
+        <w:jc w:val="both"/>
+        <w:rPr>
+          <w:szCs w:val="28"/>
+          <w:lang w:val="uk-UA"/>
+        </w:rPr>
+      </w:pPr>
+      <w:r>
+        <w:rPr>
+          <w:szCs w:val="28"/>
+          <w:lang w:val="uk-UA"/>
+        </w:rPr>
+        <w:t>– Накопичувач: від 10–20 ГБ вільного місця під проєкт, залежності та кеші.</w:t>
+      </w:r>
+    </w:p>
+    <w:p>
+      <w:pPr>
+        <w:spacing w:line="360" w:lineRule="auto"/>
+        <w:ind w:firstLine="708"/>
+        <w:jc w:val="both"/>
+        <w:rPr>
+          <w:szCs w:val="28"/>
+          <w:lang w:val="uk-UA"/>
+        </w:rPr>
+      </w:pPr>
+      <w:r>
+        <w:rPr>
+          <w:szCs w:val="28"/>
+          <w:lang w:val="uk-UA"/>
+        </w:rPr>
+        <w:t>– ОС: Windows 10/11 / Linux / macOS.</w:t>
+      </w:r>
+    </w:p>
+    <w:p>
+      <w:pPr>
+        <w:spacing w:line="360" w:lineRule="auto"/>
+        <w:ind w:left="708"/>
+        <w:jc w:val="both"/>
+        <w:rPr>
+          <w:szCs w:val="28"/>
+          <w:lang w:val="uk-UA"/>
+        </w:rPr>
+      </w:pPr>
+      <w:r>
+        <w:rPr>
+          <w:szCs w:val="28"/>
+          <w:lang w:val="uk-UA"/>
+        </w:rPr>
+        <w:lastRenderedPageBreak/>
+        <w:t>– ПЗ: Node.js актуальної LTS-версії, браузер (Chrome/Firefox), редактор коду (наприклад, VS Code).</w:t>
+      </w:r>
+    </w:p>
+    <w:p>
+      <w:pPr>
+        <w:spacing w:line="360" w:lineRule="auto"/>
+        <w:jc w:val="both"/>
+        <w:rPr>
+          <w:szCs w:val="28"/>
+          <w:lang w:val="uk-UA"/>
+        </w:rPr>
+      </w:pPr>
+      <w:r>
+        <w:rPr>
+          <w:szCs w:val="28"/>
+          <w:lang w:val="uk-UA"/>
+        </w:rPr>
+        <w:t>Вимоги до серверного розгортання</w:t>
+      </w:r>
+    </w:p>
+    <w:p>
+      <w:pPr>
+        <w:spacing w:line="360" w:lineRule="auto"/>
+        <w:ind w:firstLine="708"/>
+        <w:jc w:val="both"/>
+        <w:rPr>
+          <w:szCs w:val="28"/>
+          <w:lang w:val="uk-UA"/>
+        </w:rPr>
+      </w:pPr>
+      <w:r>
+        <w:rPr>
+          <w:szCs w:val="28"/>
+          <w:lang w:val="uk-UA"/>
+        </w:rPr>
+        <w:t>– 1 vCPU, 1–2 ГБ RAM (для невеликого навантаження).</w:t>
+      </w:r>
+    </w:p>
+    <w:p>
+      <w:pPr>
+        <w:spacing w:line="360" w:lineRule="auto"/>
+        <w:ind w:firstLine="708"/>
+        <w:jc w:val="both"/>
+        <w:rPr>
+          <w:szCs w:val="28"/>
+          <w:lang w:val="uk-UA"/>
+        </w:rPr>
+      </w:pPr>
+      <w:r>
+        <w:rPr>
+          <w:szCs w:val="28"/>
+          <w:lang w:val="uk-UA"/>
+        </w:rPr>
+        <w:t>– Доступ до PostgreSQL (окремий інстанс або контейнер).</w:t>
+      </w:r>
+    </w:p>
+    <w:p>
+      <w:pPr>
+        <w:spacing w:line="360" w:lineRule="auto"/>
+        <w:ind w:left="708"/>
+        <w:jc w:val="both"/>
+        <w:rPr>
+          <w:szCs w:val="28"/>
+          <w:lang w:val="uk-UA"/>
+        </w:rPr>
+      </w:pPr>
+      <w:r>
+        <w:rPr>
+          <w:szCs w:val="28"/>
+          <w:lang w:val="uk-UA"/>
+        </w:rPr>
+        <w:t>– Стабільне підключення до мережі Інтернет та налаштовані змінні середовища.</w:t>
+      </w:r>
+    </w:p>
+    <w:p>
+      <w:pPr>
+        <w:spacing w:line="360" w:lineRule="auto"/>
+        <w:jc w:val="both"/>
+        <w:rPr>
+          <w:szCs w:val="28"/>
+          <w:lang w:val="uk-UA"/>
+        </w:rPr>
+      </w:pPr>
+      <w:r>
+        <w:rPr>
+          <w:szCs w:val="28"/>
+          <w:lang w:val="uk-UA"/>
+        </w:rPr>
+        <w:t>Н</w:t>
+      </w:r>
+      <w:r>
+        <w:rPr>
+          <w:szCs w:val="28"/>
+          <w:lang w:val="uk-UA"/>
+        </w:rPr>
+        <w:t>аведені вимоги є достатніми для демонстрації функціональності, тестування та подальшого розвитку</w:t>
+      </w:r>
+      <w:r>
+        <w:rPr>
+          <w:szCs w:val="28"/>
+          <w:lang w:val="uk-UA"/>
+        </w:rPr>
+        <w:t>.</w:t>
+      </w:r>
+    </w:p>
+    <w:p>
+      <w:pPr>
+        <w:spacing w:line="360" w:lineRule="auto"/>
+        <w:jc w:val="both"/>
+        <w:rPr>
+          <w:szCs w:val="28"/>
+          <w:lang w:val="uk-UA"/>
+        </w:rPr>
+      </w:pPr>
+    </w:p>
+    <w:p>
+      <w:pPr>
+        <w:spacing w:line="360" w:lineRule="auto"/>
+        <w:jc w:val="both"/>
+        <w:rPr>
+          <w:szCs w:val="28"/>
+          <w:lang w:val="uk-UA"/>
+        </w:rPr>
+      </w:pPr>
+      <w:r>
+        <w:rPr>
+          <w:szCs w:val="28"/>
+          <w:lang w:val="uk-UA"/>
+        </w:rPr>
+        <w:tab/>
       </w:r>
     </w:p>
     <w:p>
@@ -11072,6 +12067,15 @@
         <w:fldChar w:fldCharType="separate"/>
       </w:r>
       <w:r>
+        <w:fldChar w:fldCharType="begin"/>
+      </w:r>
+      <w:r>
+        <w:instrText xml:space="preserve"> INCLUDEPICTURE  "https://www.plantuml.com/plantuml/png/ZLOzRnmt4EttLopSn7OWoVKLXazI41imR44dLK6AkTtH7ICkkU37AKuGG4w0j4aHA7NgD48KvIEoLFWNxFsZ37cpFd9zIDmibc-uCuzl7uTyOXqOvnjPEE4abjrFoulkihjQdjFpJNTPTlzqDztbyZN1lutAxfVkBth_jhkEmRU_1g1xi_okkrd-GF3TyhoauKLtkxoWvrK0tjuKzbIe5WmqPIN1sh5pHaozmsULLXFn5PQFYY96od7RbbyNPRbLLjuOLExOeXcLuHdHAKXG5OxAtTLB1A5oOe6VGaDuU4RGehL2gnKoMGqey74v1rLBFCIPi0xD_GS9-5pFX1eYsZk652p431mUwGbIITrFzMrDA3CYx9jtg_5kFa6p41Nogfm-HU8qSKQeMKICbjW3CPl9cSc4aqpPB42AEhAXb4dLA1QN4tLMorD4aHmPY0q8cI4jPJdJfduAThw1Qm9O1yxR1Eh5E33wH4XagXM9ESC3JilW31tFIiapnFnFl9GlXeHX0GxCiSb9LmQfRZrsetAVNc89hCM66koTM8D5ULRd5Hhj5ILwuPif6oykQv3UwVQuvTNKE1MkNwu9XTVBV2giq-PLIk78WB8GJRJXLsrcvLwr-7yq0qbc68TeAoFQK2RzIIpM8LRQr0cjk5Vsm04PZMdD2B6Z6FZiuUVnunDqrJm0bfTe4KoEaE8EJOhe5bKO3wjjNdriHYcIhYJ3ZPTeCqJOyGA4X6d8iAkrH50nq0YrYxbS3NoPGkcs8fofnnR97MH8d-4F-uSivm2QvfnYkTnfj0-44dO-08URZwaoRVw61rKml1oo_qJDX48c3tAcZN3p9dSAoChBQ1RhvThK2Ws1Bxshz7i_bUToNcx4WrNhrPSPTYRKEB5qtlBtOWz98fktl8K5bqz9yGxaNfmJizaHGIQFGHDpS6oLCFC_Pypydc3iU4wwZmw4j2cZvmWrcga6KpCTLCw8uEMNqo-mogibiob9_b_0aNxPgLEJqmz0eUJC483q86LlsjMOActSwconTunYNQXhtiPzWqs6DKfqc00MOvWtf932zUfCfQvEGtKUUpL45WBF9bHVM2UgJBirEZnS7KYMt2PEuKZ8lG4-yaRf1Pgi2rHQIgnSg6Hxnbx8-X1RRTXQ7vLRMrjbzsEyBLrtLtHD-fwkFJ-Nz-dITDVTnclItzrjTxqytrc-NjsakjyVXC-ASD7Hz7boHUYnj0ltM7zczUFCqGcS6AN74ZyKHP8wnkuzsjv-U2zMBBX4WgV7L95N77xDil_tBDv8Q-b8bRiWMY_TJlSdINH3klr1kjs5g-Ro8keLVXwzzFS37gzrYIiZu77MbaV3vfq6UNBV1KTXJzWYGNW2iwO9hT6rhtWIes5Ihzo8Z_wTU1ieYhNoSLhaF2eRK333BCY5ABXtUBm_26tm-oZkZkBzmFRsuyGQFBS61wNLtf1EJr3Llf7_0W00" \* MERGEFORMATINET </w:instrText>
+      </w:r>
+      <w:r>
+        <w:fldChar w:fldCharType="separate"/>
+      </w:r>
+      <w:r>
         <w:pict w14:anchorId="6DA90B88">
           <v:shapetype id="_x0000_t75" coordsize="21600,21600" o:spt="75" o:preferrelative="t" path="m@4@5l@4@11@9@11@9@5xe" filled="f" stroked="f">
             <v:stroke joinstyle="miter"/>
@@ -11096,6 +12100,9 @@
             <v:imagedata r:id="rId14" r:href="rId15"/>
           </v:shape>
         </w:pict>
+      </w:r>
+      <w:r>
+        <w:fldChar w:fldCharType="end"/>
       </w:r>
       <w:r>
         <w:fldChar w:fldCharType="end"/>
@@ -12686,11 +13693,23 @@
         <w:fldChar w:fldCharType="separate"/>
       </w:r>
       <w:r>
+        <w:fldChar w:fldCharType="begin"/>
+      </w:r>
+      <w:r>
+        <w:instrText xml:space="preserve"> INCLUDEPICTURE  "https://www.plantuml.com/plantuml/png/ZLLVJnD147-_Jp7f2zS432r_498Qq10bCMgin0VZmtAtbWlNk-Pk2_6jXKHz89eGh0c9qOy0HK85sdw5kQ_W9t5cRsdBjOcISDsT-StiRtypSxSQAn6fUjMtbATy2VWJEqdpNX7-D8u1ZvCMdk9vqg3d3Pu2zh6NDF6QpB-mXstiyZxPJrehWDy8r4yEo7y5U4EGRjAY9qTt8Dddy1v1QSUvi4l-Bq3R2xnC3YZd8MC8S63Hdt1K644EJoY68lWG0hK9y3478ePDgqQyFSUhYK11RcMjLjDs-iru7ekgV2IKyCEAHfZr19HsyoBZUoXy4JYfczOJ8iioZhqmq0Ypde1Q3ofUaAP9bndC4o-cIxylosZNCyUnANjJj-e5BqGWVOtGMyigbG2_ie3OXm8LuuXKFYFz6s0AK2fPcp3pW0M25IX087QzYb3oLLYMZYB2zXHpZAVo5a4OQOGYT17UIULiQx-TjsuTCuDqSr1XtvktQIpPDyaw3_Y3kkIAI5roPOa5RpJBQtASMwEK5Y2ioO3Fi3dPXZiWmZO2B8u3j6T8Omd27R2fDI_ICvAMkNt-ha35JBSQYV2I0fAc1hM9QI_vd97jFkXnCIMsjwGQa3Gs0YtV0Hckqw31bh5o1BKILs8Md6tfx9WcirEOy1NWTxpWCKiPqNytESGUQ6AVUEQmRO7ECdFd_481N1buqYNluBXXvOiWeoYCxDn_vC_bASTeIGjp4shQ9yCDTgYcLpIyqeybuCam2OmVOdWR4GpbBK-PsmCCPJAZaZ9tXE_KVUhQbpAk-ygEKnYnDB2i57CGfSYmhfomAgTXpmlMgc4zICzXdOqBIl1wundP0CQBD0zE95qYE18Em5ST2N_wlBp-h_XP7HUucKlod3Dk0OJhclU07KadZ5mAqExirHOX5hiocqY_3jYz1FMQIqgLbL3nRIg0AS0UzVq7AinlVdjRavk46dqxt3CgfnAEjS8ou97v49mb3TqG7Mw82Uzqu4ayqsD_IXtGj5Y1LNhGX-Sl" \* MERGEFORMATINET </w:instrText>
+      </w:r>
+      <w:r>
+        <w:fldChar w:fldCharType="separate"/>
+      </w:r>
+      <w:r>
         <w:pict w14:anchorId="6409BE3A">
           <v:shape id="_x0000_i1026" type="#_x0000_t75" style="width:428.6pt;height:343pt">
             <v:imagedata r:id="rId21" r:href="rId22"/>
           </v:shape>
         </w:pict>
+      </w:r>
+      <w:r>
+        <w:fldChar w:fldCharType="end"/>
       </w:r>
       <w:r>
         <w:fldChar w:fldCharType="end"/>
@@ -14366,7 +15385,7 @@
           <w:lang w:val="uk-UA"/>
         </w:rPr>
       </w:pPr>
-      <w:bookmarkStart w:id="17" w:name="_Hlk223025527"/>
+      <w:bookmarkStart w:id="18" w:name="_Hlk223025527"/>
       <w:r>
         <w:rPr>
           <w:color w:val="000000"/>
@@ -14377,7 +15396,7 @@
         <w:t>Лістинг 3.2 – Ініціалізація застосунку та маршрутизація (src/main.js)</w:t>
       </w:r>
     </w:p>
-    <w:bookmarkEnd w:id="17"/>
+    <w:bookmarkEnd w:id="18"/>
     <w:p>
       <w:pPr>
         <w:pStyle w:val="ListParagraph"/>
@@ -24149,7 +25168,7 @@
           <w:shd w:val="clear" w:color="auto" w:fill="FFFFFF"/>
         </w:rPr>
       </w:pPr>
-      <w:bookmarkStart w:id="18" w:name="_Hlk136901617"/>
+      <w:bookmarkStart w:id="19" w:name="_Hlk136901617"/>
       <w:r>
         <w:rPr>
           <w:b/>
@@ -24162,7 +25181,7 @@
         <w:t>ДОДАТКИ</w:t>
       </w:r>
     </w:p>
-    <w:bookmarkEnd w:id="18"/>
+    <w:bookmarkEnd w:id="19"/>
     <w:p>
       <w:pPr>
         <w:spacing w:line="360" w:lineRule="auto"/>
@@ -54047,7 +55066,7 @@
                                   <w:szCs w:val="20"/>
                                   <w:lang w:val="uk-UA"/>
                                 </w:rPr>
-                                <w:t>Левківський В.Л</w:t>
+                                <w:t>Фант М.О.</w:t>
                               </w:r>
                             </w:p>
                           </w:txbxContent>
@@ -54309,17 +55328,7 @@
                                 <w:sz w:val="24"/>
                                 <w:shd w:val="clear" w:color="auto" w:fill="FFFFFF"/>
                               </w:rPr>
-                              <w:t>Веб-орієнтована система “Симулятор мініігор”</w:t>
-                            </w:r>
-                            <w:r>
-                              <w:rPr>
-                                <w:color w:val="000000"/>
-                                <w:sz w:val="24"/>
-                                <w:shd w:val="clear" w:color="auto" w:fill="FFFFFF"/>
-                                <w:lang w:val="uk-UA"/>
-                              </w:rPr>
-                              <w:br/>
-                              <w:t>Пояснювальна записка</w:t>
+                              <w:t>Вебзастосунок-афіша подій міста Житомир</w:t>
                             </w:r>
                           </w:p>
                         </w:txbxContent>
@@ -55197,7 +56206,7 @@
                             <w:szCs w:val="20"/>
                             <w:lang w:val="uk-UA"/>
                           </w:rPr>
-                          <w:t>Левківський В.Л</w:t>
+                          <w:t>Фант М.О.</w:t>
                         </w:r>
                       </w:p>
                     </w:txbxContent>
@@ -55311,17 +56320,7 @@
                           <w:sz w:val="24"/>
                           <w:shd w:val="clear" w:color="auto" w:fill="FFFFFF"/>
                         </w:rPr>
-                        <w:t>Веб-орієнтована система “Симулятор мініігор”</w:t>
-                      </w:r>
-                      <w:r>
-                        <w:rPr>
-                          <w:color w:val="000000"/>
-                          <w:sz w:val="24"/>
-                          <w:shd w:val="clear" w:color="auto" w:fill="FFFFFF"/>
-                          <w:lang w:val="uk-UA"/>
-                        </w:rPr>
-                        <w:br/>
-                        <w:t>Пояснювальна записка</w:t>
+                        <w:t>Вебзастосунок-афіша подій міста Житомир</w:t>
                       </w:r>
                     </w:p>
                   </w:txbxContent>
@@ -55588,8 +56587,8 @@
                                 <w:sz w:val="20"/>
                               </w:rPr>
                             </w:pPr>
-                            <w:bookmarkStart w:id="19" w:name="_Hlk136970247"/>
-                            <w:bookmarkStart w:id="20" w:name="_Hlk136970248"/>
+                            <w:bookmarkStart w:id="20" w:name="_Hlk136970247"/>
+                            <w:bookmarkStart w:id="21" w:name="_Hlk136970248"/>
                             <w:r>
                               <w:rPr>
                                 <w:sz w:val="18"/>
@@ -55636,8 +56635,8 @@
                               </w:rPr>
                               <w:t>М.В.</w:t>
                             </w:r>
-                            <w:bookmarkEnd w:id="19"/>
                             <w:bookmarkEnd w:id="20"/>
+                            <w:bookmarkEnd w:id="21"/>
                           </w:p>
                           <w:p>
                             <w:pPr>
@@ -56342,7 +57341,7 @@
                                     <w:lang w:val="uk-UA"/>
                                   </w:rPr>
                                 </w:pPr>
-                                <w:bookmarkStart w:id="21" w:name="_Hlk136970261"/>
+                                <w:bookmarkStart w:id="22" w:name="_Hlk136970261"/>
                                 <w:r>
                                   <w:rPr>
                                     <w:rFonts w:ascii="ISOCPEUR" w:hAnsi="ISOCPEUR"/>
@@ -56459,7 +57458,7 @@
                                   <w:t>ПЗ</w:t>
                                 </w:r>
                               </w:p>
-                              <w:bookmarkEnd w:id="21"/>
+                              <w:bookmarkEnd w:id="22"/>
                               <w:p>
                                 <w:pPr>
                                   <w:jc w:val="center"/>
@@ -56518,7 +57517,7 @@
                                   <w:szCs w:val="20"/>
                                   <w:lang w:val="uk-UA"/>
                                 </w:rPr>
-                                <w:t>Левківський В.Л</w:t>
+                                <w:t>Фант М.О.</w:t>
                               </w:r>
                             </w:p>
                             <w:p>
@@ -57021,7 +58020,7 @@
                             <w:szCs w:val="20"/>
                             <w:lang w:val="uk-UA"/>
                           </w:rPr>
-                          <w:t>Левківський В.Л</w:t>
+                          <w:t>Фант М.О.</w:t>
                         </w:r>
                       </w:p>
                       <w:p>
